--- a/re_[SIS]ANO2C3B1S6A1_frontend.docx
+++ b/re_[SIS]ANO2C3B1S6A1_frontend.docx
@@ -57,15 +57,7 @@
           <w:b/>
           <w:bCs/>
         </w:rPr>
-        <w:t>re</w:t>
-      </w:r>
-      <w:r>
-        <w:rPr>
-          <w:rFonts w:ascii="Verdana" w:eastAsia="Verdana" w:hAnsi="Verdana" w:cs="Verdana"/>
-          <w:b/>
-          <w:bCs/>
-        </w:rPr>
-        <w:t>_</w:t>
+        <w:t>re_</w:t>
       </w:r>
       <w:r>
         <w:rPr>
@@ -81,16 +73,44 @@
           <w:b/>
           <w:bCs/>
         </w:rPr>
-        <w:t>6</w:t>
+        <w:t>6A1</w:t>
       </w:r>
+    </w:p>
+    <w:p>
+      <w:pPr>
+        <w:spacing w:line="288" w:lineRule="auto"/>
+        <w:jc w:val="both"/>
+        <w:rPr>
+          <w:rFonts w:ascii="Verdana" w:hAnsi="Verdana" w:cs="Poppins"/>
+          <w:b/>
+          <w:bCs/>
+          <w:sz w:val="18"/>
+          <w:szCs w:val="18"/>
+        </w:rPr>
+      </w:pPr>
       <w:r>
         <w:rPr>
-          <w:rFonts w:ascii="Verdana" w:eastAsia="Verdana" w:hAnsi="Verdana" w:cs="Verdana"/>
+          <w:rFonts w:ascii="Verdana" w:hAnsi="Verdana" w:cs="Poppins"/>
           <w:b/>
           <w:bCs/>
+          <w:sz w:val="18"/>
+          <w:szCs w:val="18"/>
         </w:rPr>
-        <w:t>A1</w:t>
+        <w:t>Parte 01 – Pesquisa e questionário</w:t>
       </w:r>
+    </w:p>
+    <w:p>
+      <w:pPr>
+        <w:spacing w:line="288" w:lineRule="auto"/>
+        <w:jc w:val="both"/>
+        <w:rPr>
+          <w:rFonts w:ascii="Verdana" w:hAnsi="Verdana" w:cs="Poppins"/>
+          <w:b/>
+          <w:bCs/>
+          <w:sz w:val="18"/>
+          <w:szCs w:val="18"/>
+        </w:rPr>
+      </w:pPr>
     </w:p>
     <w:p>
       <w:pPr>
@@ -100,369 +120,20 @@
           <w:rFonts w:ascii="Verdana" w:hAnsi="Verdana" w:cs="Poppins"/>
           <w:sz w:val="18"/>
           <w:szCs w:val="18"/>
-          <w:u w:val="single"/>
-        </w:rPr>
-      </w:pPr>
-    </w:p>
-    <w:p>
-      <w:pPr>
-        <w:jc w:val="both"/>
-        <w:rPr>
-          <w:rFonts w:ascii="Verdana" w:hAnsi="Verdana" w:cs="Poppins"/>
-          <w:b/>
-          <w:bCs/>
-          <w:noProof/>
-          <w:sz w:val="22"/>
-          <w:szCs w:val="22"/>
-          <w:highlight w:val="yellow"/>
         </w:rPr>
       </w:pPr>
       <w:r>
         <w:rPr>
           <w:rFonts w:ascii="Verdana" w:hAnsi="Verdana" w:cs="Poppins"/>
-          <w:b/>
-          <w:bCs/>
-          <w:noProof/>
-          <w:sz w:val="22"/>
-          <w:szCs w:val="22"/>
-          <w:highlight w:val="yellow"/>
-        </w:rPr>
-        <w:t>Contextualização</w:t>
-      </w:r>
-    </w:p>
-    <w:p>
-      <w:pPr>
-        <w:jc w:val="both"/>
-        <w:rPr>
-          <w:rFonts w:ascii="Verdana" w:hAnsi="Verdana" w:cs="Poppins"/>
-          <w:b/>
-          <w:bCs/>
-          <w:noProof/>
           <w:sz w:val="18"/>
           <w:szCs w:val="18"/>
         </w:rPr>
-      </w:pPr>
-    </w:p>
-    <w:p>
-      <w:pPr>
-        <w:jc w:val="both"/>
-        <w:rPr>
-          <w:rFonts w:ascii="Verdana" w:hAnsi="Verdana" w:cs="Poppins"/>
-          <w:noProof/>
-          <w:sz w:val="18"/>
-          <w:szCs w:val="18"/>
-        </w:rPr>
-      </w:pPr>
+        <w:t xml:space="preserve">01 – Qual a definição do </w:t>
+      </w:r>
+      <w:proofErr w:type="gramStart"/>
       <w:r>
         <w:rPr>
           <w:rFonts w:ascii="Verdana" w:hAnsi="Verdana" w:cs="Poppins"/>
-          <w:noProof/>
-          <w:sz w:val="18"/>
-          <w:szCs w:val="18"/>
-        </w:rPr>
-        <w:t>O que é Vue.js?</w:t>
-      </w:r>
-    </w:p>
-    <w:p>
-      <w:pPr>
-        <w:jc w:val="both"/>
-        <w:rPr>
-          <w:rFonts w:ascii="Verdana" w:hAnsi="Verdana" w:cs="Poppins"/>
-          <w:b/>
-          <w:bCs/>
-          <w:noProof/>
-          <w:sz w:val="18"/>
-          <w:szCs w:val="18"/>
-        </w:rPr>
-      </w:pPr>
-    </w:p>
-    <w:p>
-      <w:pPr>
-        <w:jc w:val="both"/>
-        <w:rPr>
-          <w:rFonts w:ascii="Verdana" w:hAnsi="Verdana" w:cs="Poppins"/>
-          <w:noProof/>
-          <w:sz w:val="18"/>
-          <w:szCs w:val="18"/>
-        </w:rPr>
-      </w:pPr>
-      <w:r>
-        <w:rPr>
-          <w:rFonts w:ascii="Verdana" w:hAnsi="Verdana" w:cs="Poppins"/>
-          <w:noProof/>
-          <w:sz w:val="18"/>
-          <w:szCs w:val="18"/>
-        </w:rPr>
-        <w:t xml:space="preserve">Vue.js é um framework JavaScript progressivo que facilita a construção de interfaces de usuário interativas e dinâmicas. </w:t>
-      </w:r>
-    </w:p>
-    <w:p>
-      <w:pPr>
-        <w:jc w:val="both"/>
-        <w:rPr>
-          <w:rFonts w:ascii="Verdana" w:hAnsi="Verdana" w:cs="Poppins"/>
-          <w:noProof/>
-          <w:sz w:val="18"/>
-          <w:szCs w:val="18"/>
-        </w:rPr>
-      </w:pPr>
-      <w:r>
-        <w:rPr>
-          <w:rFonts w:ascii="Verdana" w:hAnsi="Verdana" w:cs="Poppins"/>
-          <w:noProof/>
-          <w:sz w:val="18"/>
-          <w:szCs w:val="18"/>
-        </w:rPr>
-        <w:t>Ele se concentra na camada de visualização de aplicações web e pode ser introduzido em projetos existentes de forma gradual, sem a necessidade de uma reestruturação completa.</w:t>
-      </w:r>
-    </w:p>
-    <w:p>
-      <w:pPr>
-        <w:jc w:val="both"/>
-        <w:rPr>
-          <w:rFonts w:ascii="Verdana" w:hAnsi="Verdana" w:cs="Poppins"/>
-          <w:noProof/>
-          <w:sz w:val="18"/>
-          <w:szCs w:val="18"/>
-        </w:rPr>
-      </w:pPr>
-      <w:r>
-        <w:rPr>
-          <w:rFonts w:ascii="Verdana" w:hAnsi="Verdana" w:cs="Poppins"/>
-          <w:noProof/>
-          <w:sz w:val="18"/>
-          <w:szCs w:val="18"/>
-        </w:rPr>
-        <w:t>Vue.js pode ser utilizado tanto para criar aplicações de página única (SPA) complexas quanto para adicionar interatividade a partes específicas de uma aplicação existente</w:t>
-      </w:r>
-    </w:p>
-    <w:p>
-      <w:pPr>
-        <w:jc w:val="both"/>
-        <w:rPr>
-          <w:rFonts w:ascii="Verdana" w:hAnsi="Verdana" w:cs="Poppins"/>
-          <w:noProof/>
-          <w:sz w:val="18"/>
-          <w:szCs w:val="18"/>
-        </w:rPr>
-      </w:pPr>
-    </w:p>
-    <w:p>
-      <w:pPr>
-        <w:jc w:val="both"/>
-        <w:rPr>
-          <w:rFonts w:ascii="Verdana" w:hAnsi="Verdana" w:cs="Poppins"/>
-          <w:b/>
-          <w:bCs/>
-          <w:noProof/>
-          <w:sz w:val="22"/>
-          <w:szCs w:val="22"/>
-          <w:highlight w:val="yellow"/>
-        </w:rPr>
-      </w:pPr>
-      <w:r>
-        <w:rPr>
-          <w:rFonts w:ascii="Verdana" w:hAnsi="Verdana" w:cs="Poppins"/>
-          <w:b/>
-          <w:bCs/>
-          <w:noProof/>
-          <w:sz w:val="22"/>
-          <w:szCs w:val="22"/>
-          <w:highlight w:val="yellow"/>
-        </w:rPr>
-        <w:t>Atividade</w:t>
-      </w:r>
-      <w:r>
-        <w:rPr>
-          <w:rFonts w:ascii="Verdana" w:hAnsi="Verdana" w:cs="Poppins"/>
-          <w:b/>
-          <w:bCs/>
-          <w:noProof/>
-          <w:sz w:val="22"/>
-          <w:szCs w:val="22"/>
-          <w:highlight w:val="yellow"/>
-        </w:rPr>
-        <w:t xml:space="preserve">: </w:t>
-      </w:r>
-      <w:r>
-        <w:rPr>
-          <w:rFonts w:ascii="Verdana" w:hAnsi="Verdana" w:cs="Poppins"/>
-          <w:b/>
-          <w:bCs/>
-          <w:noProof/>
-          <w:sz w:val="22"/>
-          <w:szCs w:val="22"/>
-          <w:highlight w:val="yellow"/>
-        </w:rPr>
-        <w:t>i</w:t>
-      </w:r>
-      <w:r>
-        <w:rPr>
-          <w:rFonts w:ascii="Verdana" w:hAnsi="Verdana" w:cs="Poppins"/>
-          <w:b/>
-          <w:bCs/>
-          <w:noProof/>
-          <w:sz w:val="22"/>
-          <w:szCs w:val="22"/>
-          <w:highlight w:val="yellow"/>
-        </w:rPr>
-        <w:t>nstalação</w:t>
-      </w:r>
-      <w:r>
-        <w:rPr>
-          <w:rFonts w:ascii="Verdana" w:hAnsi="Verdana" w:cs="Poppins"/>
-          <w:b/>
-          <w:bCs/>
-          <w:noProof/>
-          <w:sz w:val="22"/>
-          <w:szCs w:val="22"/>
-          <w:highlight w:val="yellow"/>
-        </w:rPr>
-        <w:t>, c</w:t>
-      </w:r>
-      <w:r>
-        <w:rPr>
-          <w:rFonts w:ascii="Verdana" w:hAnsi="Verdana" w:cs="Poppins"/>
-          <w:b/>
-          <w:bCs/>
-          <w:noProof/>
-          <w:sz w:val="22"/>
-          <w:szCs w:val="22"/>
-          <w:highlight w:val="yellow"/>
-        </w:rPr>
-        <w:t xml:space="preserve">onfiguração do Vue CLI e </w:t>
-      </w:r>
-      <w:r>
-        <w:rPr>
-          <w:rFonts w:ascii="Verdana" w:hAnsi="Verdana" w:cs="Poppins"/>
-          <w:b/>
-          <w:bCs/>
-          <w:noProof/>
-          <w:sz w:val="22"/>
-          <w:szCs w:val="22"/>
-          <w:highlight w:val="yellow"/>
-        </w:rPr>
-        <w:t>c</w:t>
-      </w:r>
-      <w:r>
-        <w:rPr>
-          <w:rFonts w:ascii="Verdana" w:hAnsi="Verdana" w:cs="Poppins"/>
-          <w:b/>
-          <w:bCs/>
-          <w:noProof/>
-          <w:sz w:val="22"/>
-          <w:szCs w:val="22"/>
-          <w:highlight w:val="yellow"/>
-        </w:rPr>
-        <w:t xml:space="preserve">riação de </w:t>
-      </w:r>
-      <w:r>
-        <w:rPr>
-          <w:rFonts w:ascii="Verdana" w:hAnsi="Verdana" w:cs="Poppins"/>
-          <w:b/>
-          <w:bCs/>
-          <w:noProof/>
-          <w:sz w:val="22"/>
-          <w:szCs w:val="22"/>
-          <w:highlight w:val="yellow"/>
-        </w:rPr>
-        <w:t>c</w:t>
-      </w:r>
-      <w:r>
-        <w:rPr>
-          <w:rFonts w:ascii="Verdana" w:hAnsi="Verdana" w:cs="Poppins"/>
-          <w:b/>
-          <w:bCs/>
-          <w:noProof/>
-          <w:sz w:val="22"/>
-          <w:szCs w:val="22"/>
-          <w:highlight w:val="yellow"/>
-        </w:rPr>
-        <w:t xml:space="preserve">omponentes </w:t>
-      </w:r>
-      <w:r>
-        <w:rPr>
-          <w:rFonts w:ascii="Verdana" w:hAnsi="Verdana" w:cs="Poppins"/>
-          <w:b/>
-          <w:bCs/>
-          <w:noProof/>
-          <w:sz w:val="22"/>
-          <w:szCs w:val="22"/>
-          <w:highlight w:val="yellow"/>
-        </w:rPr>
-        <w:t>b</w:t>
-      </w:r>
-      <w:r>
-        <w:rPr>
-          <w:rFonts w:ascii="Verdana" w:hAnsi="Verdana" w:cs="Poppins"/>
-          <w:b/>
-          <w:bCs/>
-          <w:noProof/>
-          <w:sz w:val="22"/>
-          <w:szCs w:val="22"/>
-          <w:highlight w:val="yellow"/>
-        </w:rPr>
-        <w:t>ásicos</w:t>
-      </w:r>
-    </w:p>
-    <w:p>
-      <w:pPr>
-        <w:jc w:val="both"/>
-        <w:rPr>
-          <w:rFonts w:ascii="Verdana" w:hAnsi="Verdana" w:cs="Poppins"/>
-          <w:b/>
-          <w:bCs/>
-          <w:noProof/>
-          <w:sz w:val="18"/>
-          <w:szCs w:val="18"/>
-        </w:rPr>
-      </w:pPr>
-    </w:p>
-    <w:p>
-      <w:pPr>
-        <w:jc w:val="both"/>
-        <w:rPr>
-          <w:rFonts w:ascii="Verdana" w:hAnsi="Verdana" w:cs="Poppins"/>
-          <w:noProof/>
-          <w:sz w:val="18"/>
-          <w:szCs w:val="18"/>
-        </w:rPr>
-      </w:pPr>
-      <w:r>
-        <w:rPr>
-          <w:rFonts w:ascii="Verdana" w:hAnsi="Verdana" w:cs="Poppins"/>
-          <w:noProof/>
-          <w:sz w:val="18"/>
-          <w:szCs w:val="18"/>
-        </w:rPr>
-        <w:t xml:space="preserve">Você foi contratado pela empresa </w:t>
-      </w:r>
-      <w:r>
-        <w:rPr>
-          <w:rFonts w:ascii="Verdana" w:hAnsi="Verdana" w:cs="Poppins"/>
-          <w:b/>
-          <w:bCs/>
-          <w:noProof/>
-          <w:sz w:val="18"/>
-          <w:szCs w:val="18"/>
-        </w:rPr>
-        <w:t>WebCraft Solutions</w:t>
-      </w:r>
-      <w:r>
-        <w:rPr>
-          <w:rFonts w:ascii="Verdana" w:hAnsi="Verdana" w:cs="Poppins"/>
-          <w:noProof/>
-          <w:sz w:val="18"/>
-          <w:szCs w:val="18"/>
-        </w:rPr>
-        <w:t xml:space="preserve">, especializada no desenvolvimento de interfaces web modernas, para construir um aplicativo de dashboard que exibe informações em tempo real. Para isso, você utilizará o </w:t>
-      </w:r>
-      <w:r>
-        <w:rPr>
-          <w:rFonts w:ascii="Verdana" w:hAnsi="Verdana" w:cs="Poppins"/>
-          <w:b/>
-          <w:bCs/>
-          <w:noProof/>
           <w:sz w:val="18"/>
           <w:szCs w:val="18"/>
         </w:rPr>
@@ -471,293 +142,16 @@
       <w:r>
         <w:rPr>
           <w:rFonts w:ascii="Verdana" w:hAnsi="Verdana" w:cs="Poppins"/>
-          <w:noProof/>
           <w:sz w:val="18"/>
           <w:szCs w:val="18"/>
         </w:rPr>
-        <w:t>, um framework JavaScript progressivo que permite criar interfaces de usuário dinâmicas e reativas.</w:t>
+        <w:t xml:space="preserve"> ?</w:t>
       </w:r>
+      <w:proofErr w:type="gramEnd"/>
     </w:p>
     <w:p>
       <w:pPr>
-        <w:jc w:val="both"/>
-        <w:rPr>
-          <w:rFonts w:ascii="Verdana" w:hAnsi="Verdana" w:cs="Poppins"/>
-          <w:noProof/>
-          <w:sz w:val="18"/>
-          <w:szCs w:val="18"/>
-        </w:rPr>
-      </w:pPr>
-    </w:p>
-    <w:p>
-      <w:pPr>
-        <w:jc w:val="both"/>
-        <w:rPr>
-          <w:rFonts w:ascii="Verdana" w:eastAsia="Poppins Light" w:hAnsi="Verdana" w:cs="Poppins"/>
-          <w:noProof/>
-          <w:sz w:val="18"/>
-          <w:szCs w:val="18"/>
-        </w:rPr>
-      </w:pPr>
-      <w:r>
-        <w:rPr>
-          <w:rFonts w:ascii="Verdana" w:hAnsi="Verdana" w:cs="Poppins"/>
-          <w:noProof/>
-          <w:sz w:val="18"/>
-          <w:szCs w:val="18"/>
-        </w:rPr>
-        <w:t xml:space="preserve">O primeiro passo no desenvolvimento desse projeto é configurar o ambiente de desenvolvimento usando o Vue CLI e criar componentes básicos que serão reutilizados no aplicativo. </w:t>
-      </w:r>
-    </w:p>
-    <w:p>
-      <w:pPr>
-        <w:spacing w:line="276" w:lineRule="auto"/>
-        <w:jc w:val="both"/>
-        <w:rPr>
-          <w:rFonts w:ascii="Verdana" w:hAnsi="Verdana" w:cs="Poppins"/>
-          <w:noProof/>
-          <w:sz w:val="18"/>
-          <w:szCs w:val="18"/>
-        </w:rPr>
-      </w:pPr>
-      <w:r>
-        <w:rPr>
-          <w:rFonts w:ascii="Verdana" w:hAnsi="Verdana" w:cs="Poppins"/>
-          <w:noProof/>
-          <w:sz w:val="18"/>
-          <w:szCs w:val="18"/>
-        </w:rPr>
-        <mc:AlternateContent>
-          <mc:Choice Requires="wps">
-            <w:drawing>
-              <wp:anchor distT="0" distB="0" distL="114300" distR="114300" simplePos="0" relativeHeight="251659264" behindDoc="1" locked="0" layoutInCell="1" allowOverlap="1" wp14:anchorId="5499B5A6" wp14:editId="1C34112D">
-                <wp:simplePos x="0" y="0"/>
-                <wp:positionH relativeFrom="column">
-                  <wp:posOffset>-137529</wp:posOffset>
-                </wp:positionH>
-                <wp:positionV relativeFrom="paragraph">
-                  <wp:posOffset>62824</wp:posOffset>
-                </wp:positionV>
-                <wp:extent cx="6393119" cy="2396613"/>
-                <wp:effectExtent l="0" t="0" r="27305" b="22860"/>
-                <wp:wrapNone/>
-                <wp:docPr id="1952329234" name="Retângulo: Cantos Arredondados 1"/>
-                <wp:cNvGraphicFramePr/>
-                <a:graphic xmlns:a="http://schemas.openxmlformats.org/drawingml/2006/main">
-                  <a:graphicData uri="http://schemas.microsoft.com/office/word/2010/wordprocessingShape">
-                    <wps:wsp>
-                      <wps:cNvSpPr/>
-                      <wps:spPr>
-                        <a:xfrm>
-                          <a:off x="0" y="0"/>
-                          <a:ext cx="6393119" cy="2396613"/>
-                        </a:xfrm>
-                        <a:prstGeom prst="roundRect">
-                          <a:avLst/>
-                        </a:prstGeom>
-                      </wps:spPr>
-                      <wps:style>
-                        <a:lnRef idx="1">
-                          <a:schemeClr val="accent3"/>
-                        </a:lnRef>
-                        <a:fillRef idx="2">
-                          <a:schemeClr val="accent3"/>
-                        </a:fillRef>
-                        <a:effectRef idx="1">
-                          <a:schemeClr val="accent3"/>
-                        </a:effectRef>
-                        <a:fontRef idx="minor">
-                          <a:schemeClr val="dk1"/>
-                        </a:fontRef>
-                      </wps:style>
-                      <wps:bodyPr rot="0" spcFirstLastPara="0" vertOverflow="overflow" horzOverflow="overflow" vert="horz" wrap="square" lIns="91440" tIns="45720" rIns="91440" bIns="45720" numCol="1" spcCol="0" rtlCol="0" fromWordArt="0" anchor="ctr" anchorCtr="0" forceAA="0" compatLnSpc="1">
-                        <a:prstTxWarp prst="textNoShape">
-                          <a:avLst/>
-                        </a:prstTxWarp>
-                        <a:noAutofit/>
-                      </wps:bodyPr>
-                    </wps:wsp>
-                  </a:graphicData>
-                </a:graphic>
-                <wp14:sizeRelH relativeFrom="margin">
-                  <wp14:pctWidth>0</wp14:pctWidth>
-                </wp14:sizeRelH>
-                <wp14:sizeRelV relativeFrom="margin">
-                  <wp14:pctHeight>0</wp14:pctHeight>
-                </wp14:sizeRelV>
-              </wp:anchor>
-            </w:drawing>
-          </mc:Choice>
-          <mc:Fallback>
-            <w:pict>
-              <v:roundrect w14:anchorId="6E03AEAE" id="Retângulo: Cantos Arredondados 1" o:spid="_x0000_s1026" style="position:absolute;margin-left:-10.85pt;margin-top:4.95pt;width:503.4pt;height:188.7pt;z-index:-251657216;visibility:visible;mso-wrap-style:square;mso-width-percent:0;mso-height-percent:0;mso-wrap-distance-left:9pt;mso-wrap-distance-top:0;mso-wrap-distance-right:9pt;mso-wrap-distance-bottom:0;mso-position-horizontal:absolute;mso-position-horizontal-relative:text;mso-position-vertical:absolute;mso-position-vertical-relative:text;mso-width-percent:0;mso-height-percent:0;mso-width-relative:margin;mso-height-relative:margin;v-text-anchor:middle" arcsize="10923f" o:gfxdata="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" fillcolor="#c3c3c3 [2166]" strokecolor="#a5a5a5 [3206]" strokeweight=".5pt">
-                <v:fill color2="#b6b6b6 [2614]" rotate="t" colors="0 #d2d2d2;.5 #c8c8c8;1 silver" focus="100%" type="gradient">
-                  <o:fill v:ext="view" type="gradientUnscaled"/>
-                </v:fill>
-                <v:stroke joinstyle="miter"/>
-              </v:roundrect>
-            </w:pict>
-          </mc:Fallback>
-        </mc:AlternateContent>
-      </w:r>
-    </w:p>
-    <w:p>
-      <w:pPr>
-        <w:spacing w:line="276" w:lineRule="auto"/>
-        <w:jc w:val="both"/>
-        <w:rPr>
-          <w:rFonts w:ascii="Verdana" w:hAnsi="Verdana" w:cs="Poppins"/>
-          <w:b/>
-          <w:bCs/>
-          <w:noProof/>
-          <w:color w:val="000000" w:themeColor="text1"/>
-          <w:sz w:val="22"/>
-          <w:szCs w:val="22"/>
-        </w:rPr>
-      </w:pPr>
-      <w:r>
-        <w:rPr>
-          <w:rFonts w:ascii="Verdana" w:hAnsi="Verdana" w:cs="Poppins"/>
-          <w:b/>
-          <w:bCs/>
-          <w:noProof/>
-          <w:color w:val="000000" w:themeColor="text1"/>
-          <w:sz w:val="22"/>
-          <w:szCs w:val="22"/>
-        </w:rPr>
-        <w:t>Instruções</w:t>
-      </w:r>
-      <w:r>
-        <w:rPr>
-          <w:rFonts w:ascii="Verdana" w:hAnsi="Verdana" w:cs="Poppins"/>
-          <w:b/>
-          <w:bCs/>
-          <w:noProof/>
-          <w:color w:val="000000" w:themeColor="text1"/>
-          <w:sz w:val="22"/>
-          <w:szCs w:val="22"/>
-        </w:rPr>
-        <w:t>:</w:t>
-      </w:r>
-    </w:p>
-    <w:p>
-      <w:pPr>
-        <w:numPr>
-          <w:ilvl w:val="0"/>
-          <w:numId w:val="36"/>
-        </w:numPr>
-        <w:spacing w:line="276" w:lineRule="auto"/>
-        <w:jc w:val="both"/>
-        <w:rPr>
-          <w:rFonts w:ascii="Verdana" w:hAnsi="Verdana" w:cs="Poppins"/>
-          <w:noProof/>
-          <w:color w:val="000000" w:themeColor="text1"/>
-          <w:sz w:val="18"/>
-          <w:szCs w:val="18"/>
-        </w:rPr>
-      </w:pPr>
-      <w:r>
-        <w:rPr>
-          <w:rFonts w:ascii="Verdana" w:hAnsi="Verdana" w:cs="Poppins"/>
-          <w:noProof/>
-          <w:color w:val="000000" w:themeColor="text1"/>
-          <w:sz w:val="18"/>
-          <w:szCs w:val="18"/>
-        </w:rPr>
-        <w:t>Instalação do Vue CLI</w:t>
-      </w:r>
-    </w:p>
-    <w:p>
-      <w:pPr>
-        <w:numPr>
-          <w:ilvl w:val="1"/>
-          <w:numId w:val="36"/>
-        </w:numPr>
-        <w:spacing w:line="276" w:lineRule="auto"/>
-        <w:jc w:val="both"/>
-        <w:rPr>
-          <w:rFonts w:ascii="Verdana" w:hAnsi="Verdana" w:cs="Poppins"/>
-          <w:noProof/>
-          <w:color w:val="000000" w:themeColor="text1"/>
-          <w:sz w:val="18"/>
-          <w:szCs w:val="18"/>
-        </w:rPr>
-      </w:pPr>
-      <w:r>
-        <w:rPr>
-          <w:rFonts w:ascii="Verdana" w:hAnsi="Verdana" w:cs="Poppins"/>
-          <w:noProof/>
-          <w:color w:val="000000" w:themeColor="text1"/>
-          <w:sz w:val="18"/>
-          <w:szCs w:val="18"/>
-        </w:rPr>
-        <w:t>Certifique-se de que você tem o Node.js e o NPM (Node Package Manager) instalados em sua máquina.</w:t>
-      </w:r>
-      <w:r>
-        <w:rPr>
-          <w:rFonts w:ascii="Verdana" w:hAnsi="Verdana" w:cs="Poppins"/>
-          <w:noProof/>
-          <w:color w:val="000000" w:themeColor="text1"/>
-          <w:sz w:val="18"/>
-          <w:szCs w:val="18"/>
-        </w:rPr>
-        <w:t xml:space="preserve"> </w:t>
-      </w:r>
-    </w:p>
-    <w:p>
-      <w:pPr>
-        <w:numPr>
-          <w:ilvl w:val="1"/>
-          <w:numId w:val="36"/>
-        </w:numPr>
-        <w:spacing w:line="276" w:lineRule="auto"/>
-        <w:jc w:val="both"/>
-        <w:rPr>
-          <w:rFonts w:ascii="Verdana" w:hAnsi="Verdana" w:cs="Poppins"/>
-          <w:noProof/>
-          <w:color w:val="000000" w:themeColor="text1"/>
-          <w:sz w:val="18"/>
-          <w:szCs w:val="18"/>
-        </w:rPr>
-      </w:pPr>
-      <w:r>
-        <w:rPr>
-          <w:rFonts w:ascii="Verdana" w:hAnsi="Verdana" w:cs="Poppins"/>
-          <w:noProof/>
-          <w:color w:val="000000" w:themeColor="text1"/>
-          <w:sz w:val="18"/>
-          <w:szCs w:val="18"/>
-        </w:rPr>
-        <w:t>Abra o prompt de comando (cmd) ou o Windows PowerShell e execute o seguinte comando para instalar o Vue CLI globalmente: npm install -g @vue/cli</w:t>
-      </w:r>
-      <w:r>
-        <w:rPr>
-          <w:rFonts w:ascii="Verdana" w:hAnsi="Verdana"/>
-          <w:noProof/>
-          <w:color w:val="000000" w:themeColor="text1"/>
-          <w:sz w:val="18"/>
-          <w:szCs w:val="18"/>
-        </w:rPr>
-        <w:t> </w:t>
-      </w:r>
-      <w:r>
-        <w:rPr>
-          <w:rFonts w:ascii="Verdana" w:hAnsi="Verdana" w:cs="Poppins"/>
-          <w:noProof/>
-          <w:color w:val="000000" w:themeColor="text1"/>
-          <w:sz w:val="18"/>
-          <w:szCs w:val="18"/>
-        </w:rPr>
-        <w:t> </w:t>
-      </w:r>
-    </w:p>
-    <w:p>
-      <w:pPr>
-        <w:pStyle w:val="PargrafodaLista"/>
-        <w:numPr>
-          <w:ilvl w:val="0"/>
-          <w:numId w:val="36"/>
-        </w:numPr>
+        <w:spacing w:line="288" w:lineRule="auto"/>
         <w:jc w:val="both"/>
         <w:rPr>
           <w:rFonts w:ascii="Verdana" w:hAnsi="Verdana" w:cs="Poppins"/>
@@ -765,37 +159,167 @@
           <w:szCs w:val="18"/>
         </w:rPr>
       </w:pPr>
+    </w:p>
+    <w:p>
+      <w:pPr>
+        <w:spacing w:line="288" w:lineRule="auto"/>
+        <w:jc w:val="both"/>
+        <w:rPr>
+          <w:rFonts w:ascii="Verdana" w:hAnsi="Verdana" w:cs="Poppins"/>
+          <w:sz w:val="18"/>
+          <w:szCs w:val="18"/>
+        </w:rPr>
+      </w:pPr>
+    </w:p>
+    <w:p>
+      <w:pPr>
+        <w:spacing w:line="288" w:lineRule="auto"/>
+        <w:jc w:val="both"/>
+        <w:rPr>
+          <w:rFonts w:ascii="Verdana" w:hAnsi="Verdana" w:cs="Poppins"/>
+          <w:sz w:val="18"/>
+          <w:szCs w:val="18"/>
+        </w:rPr>
+      </w:pPr>
+    </w:p>
+    <w:p>
+      <w:pPr>
+        <w:spacing w:line="288" w:lineRule="auto"/>
+        <w:jc w:val="both"/>
+        <w:rPr>
+          <w:rFonts w:ascii="Verdana" w:hAnsi="Verdana" w:cs="Poppins"/>
+          <w:sz w:val="18"/>
+          <w:szCs w:val="18"/>
+        </w:rPr>
+      </w:pPr>
+    </w:p>
+    <w:p>
+      <w:pPr>
+        <w:spacing w:line="288" w:lineRule="auto"/>
+        <w:jc w:val="both"/>
+        <w:rPr>
+          <w:rFonts w:ascii="Verdana" w:hAnsi="Verdana" w:cs="Poppins"/>
+          <w:sz w:val="18"/>
+          <w:szCs w:val="18"/>
+        </w:rPr>
+      </w:pPr>
+    </w:p>
+    <w:p>
+      <w:pPr>
+        <w:spacing w:line="288" w:lineRule="auto"/>
+        <w:jc w:val="both"/>
+        <w:rPr>
+          <w:rFonts w:ascii="Verdana" w:hAnsi="Verdana" w:cs="Poppins"/>
+          <w:sz w:val="18"/>
+          <w:szCs w:val="18"/>
+        </w:rPr>
+      </w:pPr>
+    </w:p>
+    <w:p>
+      <w:pPr>
+        <w:spacing w:line="288" w:lineRule="auto"/>
+        <w:jc w:val="both"/>
+        <w:rPr>
+          <w:rFonts w:ascii="Verdana" w:hAnsi="Verdana" w:cs="Poppins"/>
+          <w:sz w:val="18"/>
+          <w:szCs w:val="18"/>
+        </w:rPr>
+      </w:pPr>
+    </w:p>
+    <w:p>
+      <w:pPr>
+        <w:spacing w:line="288" w:lineRule="auto"/>
+        <w:jc w:val="both"/>
+        <w:rPr>
+          <w:rFonts w:ascii="Verdana" w:hAnsi="Verdana" w:cs="Poppins"/>
+          <w:sz w:val="18"/>
+          <w:szCs w:val="18"/>
+        </w:rPr>
+      </w:pPr>
+    </w:p>
+    <w:p>
+      <w:pPr>
+        <w:spacing w:line="288" w:lineRule="auto"/>
+        <w:jc w:val="both"/>
+        <w:rPr>
+          <w:rFonts w:ascii="Verdana" w:hAnsi="Verdana" w:cs="Poppins"/>
+          <w:sz w:val="18"/>
+          <w:szCs w:val="18"/>
+        </w:rPr>
+      </w:pPr>
+    </w:p>
+    <w:p>
+      <w:pPr>
+        <w:spacing w:line="288" w:lineRule="auto"/>
+        <w:jc w:val="both"/>
+        <w:rPr>
+          <w:rFonts w:ascii="Verdana" w:hAnsi="Verdana" w:cs="Poppins"/>
+          <w:sz w:val="18"/>
+          <w:szCs w:val="18"/>
+        </w:rPr>
+      </w:pPr>
+    </w:p>
+    <w:p>
+      <w:pPr>
+        <w:spacing w:line="288" w:lineRule="auto"/>
+        <w:jc w:val="both"/>
+        <w:rPr>
+          <w:rFonts w:ascii="Verdana" w:hAnsi="Verdana" w:cs="Poppins"/>
+          <w:sz w:val="18"/>
+          <w:szCs w:val="18"/>
+        </w:rPr>
+      </w:pPr>
+    </w:p>
+    <w:p>
+      <w:pPr>
+        <w:spacing w:line="288" w:lineRule="auto"/>
+        <w:jc w:val="both"/>
+        <w:rPr>
+          <w:rFonts w:ascii="Verdana" w:hAnsi="Verdana" w:cs="Poppins"/>
+          <w:sz w:val="18"/>
+          <w:szCs w:val="18"/>
+        </w:rPr>
+      </w:pPr>
+    </w:p>
+    <w:p>
+      <w:pPr>
+        <w:spacing w:line="288" w:lineRule="auto"/>
+        <w:jc w:val="both"/>
+        <w:rPr>
+          <w:rFonts w:ascii="Verdana" w:hAnsi="Verdana" w:cs="Poppins"/>
+          <w:sz w:val="18"/>
+          <w:szCs w:val="18"/>
+        </w:rPr>
+      </w:pPr>
+    </w:p>
+    <w:p>
+      <w:pPr>
+        <w:spacing w:line="288" w:lineRule="auto"/>
+        <w:jc w:val="both"/>
+        <w:rPr>
+          <w:rFonts w:ascii="Verdana" w:hAnsi="Verdana" w:cs="Poppins"/>
+          <w:sz w:val="18"/>
+          <w:szCs w:val="18"/>
+        </w:rPr>
+      </w:pPr>
+    </w:p>
+    <w:p>
+      <w:pPr>
+        <w:spacing w:line="288" w:lineRule="auto"/>
+        <w:jc w:val="both"/>
+        <w:rPr>
+          <w:rFonts w:ascii="Verdana" w:hAnsi="Verdana" w:cs="Poppins"/>
+          <w:sz w:val="18"/>
+          <w:szCs w:val="18"/>
+        </w:rPr>
+      </w:pPr>
       <w:r>
         <w:rPr>
           <w:rFonts w:ascii="Verdana" w:hAnsi="Verdana" w:cs="Poppins"/>
           <w:sz w:val="18"/>
           <w:szCs w:val="18"/>
         </w:rPr>
-        <w:t xml:space="preserve">Após a instalação, </w:t>
-      </w:r>
-      <w:r>
-        <w:rPr>
-          <w:rFonts w:ascii="Verdana" w:hAnsi="Verdana" w:cs="Poppins"/>
-          <w:sz w:val="18"/>
-          <w:szCs w:val="18"/>
-        </w:rPr>
-        <w:t xml:space="preserve">navegue até o diretório onde deseja criar o projeto. </w:t>
-      </w:r>
-      <w:r>
-        <w:rPr>
-          <w:rFonts w:ascii="Verdana" w:hAnsi="Verdana" w:cs="Poppins"/>
-          <w:sz w:val="18"/>
-          <w:szCs w:val="18"/>
-        </w:rPr>
-        <w:t>Crie um</w:t>
-      </w:r>
-      <w:r>
-        <w:rPr>
-          <w:rFonts w:ascii="Verdana" w:hAnsi="Verdana" w:cs="Poppins"/>
-          <w:sz w:val="18"/>
-          <w:szCs w:val="18"/>
-        </w:rPr>
-        <w:t xml:space="preserve"> projeto </w:t>
+        <w:t xml:space="preserve">02- Quais as principais vantagens na utilização do </w:t>
       </w:r>
       <w:proofErr w:type="spellStart"/>
       <w:r>
@@ -804,7 +328,7 @@
           <w:sz w:val="18"/>
           <w:szCs w:val="18"/>
         </w:rPr>
-        <w:t>Vue</w:t>
+        <w:t>Vue.Js</w:t>
       </w:r>
       <w:proofErr w:type="spellEnd"/>
       <w:r>
@@ -813,2706 +337,208 @@
           <w:sz w:val="18"/>
           <w:szCs w:val="18"/>
         </w:rPr>
-        <w:t xml:space="preserve"> chamado </w:t>
+        <w:t>?</w:t>
       </w:r>
-      <w:r>
+    </w:p>
+    <w:p>
+      <w:pPr>
+        <w:spacing w:line="288" w:lineRule="auto"/>
+        <w:jc w:val="both"/>
         <w:rPr>
-          <w:rStyle w:val="CdigoHTML"/>
           <w:rFonts w:ascii="Verdana" w:hAnsi="Verdana" w:cs="Poppins"/>
           <w:sz w:val="18"/>
           <w:szCs w:val="18"/>
         </w:rPr>
-        <w:t>dashboard-app</w:t>
-      </w:r>
+      </w:pPr>
+    </w:p>
+    <w:p>
+      <w:pPr>
+        <w:spacing w:line="288" w:lineRule="auto"/>
+        <w:jc w:val="both"/>
+        <w:rPr>
+          <w:rFonts w:ascii="Verdana" w:hAnsi="Verdana" w:cs="Poppins"/>
+          <w:sz w:val="18"/>
+          <w:szCs w:val="18"/>
+        </w:rPr>
+      </w:pPr>
+    </w:p>
+    <w:p>
+      <w:pPr>
+        <w:spacing w:line="288" w:lineRule="auto"/>
+        <w:jc w:val="both"/>
+        <w:rPr>
+          <w:rFonts w:ascii="Verdana" w:hAnsi="Verdana" w:cs="Poppins"/>
+          <w:sz w:val="18"/>
+          <w:szCs w:val="18"/>
+        </w:rPr>
+      </w:pPr>
+    </w:p>
+    <w:p>
+      <w:pPr>
+        <w:spacing w:line="288" w:lineRule="auto"/>
+        <w:jc w:val="both"/>
+        <w:rPr>
+          <w:rFonts w:ascii="Verdana" w:hAnsi="Verdana" w:cs="Poppins"/>
+          <w:sz w:val="18"/>
+          <w:szCs w:val="18"/>
+        </w:rPr>
+      </w:pPr>
+    </w:p>
+    <w:p>
+      <w:pPr>
+        <w:spacing w:line="288" w:lineRule="auto"/>
+        <w:jc w:val="both"/>
+        <w:rPr>
+          <w:rFonts w:ascii="Verdana" w:hAnsi="Verdana" w:cs="Poppins"/>
+          <w:sz w:val="18"/>
+          <w:szCs w:val="18"/>
+        </w:rPr>
+      </w:pPr>
+    </w:p>
+    <w:p>
+      <w:pPr>
+        <w:spacing w:line="288" w:lineRule="auto"/>
+        <w:jc w:val="both"/>
+        <w:rPr>
+          <w:rFonts w:ascii="Verdana" w:hAnsi="Verdana" w:cs="Poppins"/>
+          <w:sz w:val="18"/>
+          <w:szCs w:val="18"/>
+        </w:rPr>
+      </w:pPr>
+    </w:p>
+    <w:p>
+      <w:pPr>
+        <w:spacing w:line="288" w:lineRule="auto"/>
+        <w:jc w:val="both"/>
+        <w:rPr>
+          <w:rFonts w:ascii="Verdana" w:hAnsi="Verdana" w:cs="Poppins"/>
+          <w:sz w:val="18"/>
+          <w:szCs w:val="18"/>
+        </w:rPr>
+      </w:pPr>
+    </w:p>
+    <w:p>
+      <w:pPr>
+        <w:spacing w:line="288" w:lineRule="auto"/>
+        <w:jc w:val="both"/>
+        <w:rPr>
+          <w:rFonts w:ascii="Verdana" w:hAnsi="Verdana" w:cs="Poppins"/>
+          <w:sz w:val="18"/>
+          <w:szCs w:val="18"/>
+        </w:rPr>
+      </w:pPr>
+    </w:p>
+    <w:p>
+      <w:pPr>
+        <w:spacing w:line="288" w:lineRule="auto"/>
+        <w:jc w:val="both"/>
+        <w:rPr>
+          <w:rFonts w:ascii="Verdana" w:hAnsi="Verdana" w:cs="Poppins"/>
+          <w:sz w:val="18"/>
+          <w:szCs w:val="18"/>
+        </w:rPr>
+      </w:pPr>
+    </w:p>
+    <w:p>
+      <w:pPr>
+        <w:spacing w:line="288" w:lineRule="auto"/>
+        <w:jc w:val="both"/>
+        <w:rPr>
+          <w:rFonts w:ascii="Verdana" w:hAnsi="Verdana" w:cs="Poppins"/>
+          <w:sz w:val="18"/>
+          <w:szCs w:val="18"/>
+        </w:rPr>
+      </w:pPr>
+    </w:p>
+    <w:p>
+      <w:pPr>
+        <w:spacing w:line="288" w:lineRule="auto"/>
+        <w:jc w:val="both"/>
+        <w:rPr>
+          <w:rFonts w:ascii="Verdana" w:hAnsi="Verdana" w:cs="Poppins"/>
+          <w:sz w:val="18"/>
+          <w:szCs w:val="18"/>
+        </w:rPr>
+      </w:pPr>
+    </w:p>
+    <w:p>
+      <w:pPr>
+        <w:spacing w:line="288" w:lineRule="auto"/>
+        <w:jc w:val="both"/>
+        <w:rPr>
+          <w:rFonts w:ascii="Verdana" w:hAnsi="Verdana" w:cs="Poppins"/>
+          <w:sz w:val="18"/>
+          <w:szCs w:val="18"/>
+        </w:rPr>
+      </w:pPr>
+    </w:p>
+    <w:p>
+      <w:pPr>
+        <w:spacing w:line="288" w:lineRule="auto"/>
+        <w:jc w:val="both"/>
+        <w:rPr>
+          <w:rFonts w:ascii="Verdana" w:hAnsi="Verdana" w:cs="Poppins"/>
+          <w:sz w:val="18"/>
+          <w:szCs w:val="18"/>
+        </w:rPr>
+      </w:pPr>
+    </w:p>
+    <w:p>
+      <w:pPr>
+        <w:spacing w:line="288" w:lineRule="auto"/>
+        <w:jc w:val="both"/>
+        <w:rPr>
+          <w:rFonts w:ascii="Verdana" w:hAnsi="Verdana" w:cs="Poppins"/>
+          <w:sz w:val="18"/>
+          <w:szCs w:val="18"/>
+        </w:rPr>
+      </w:pPr>
+    </w:p>
+    <w:p>
+      <w:pPr>
+        <w:spacing w:line="288" w:lineRule="auto"/>
+        <w:jc w:val="both"/>
+        <w:rPr>
+          <w:rFonts w:ascii="Verdana" w:hAnsi="Verdana" w:cs="Poppins"/>
+          <w:sz w:val="18"/>
+          <w:szCs w:val="18"/>
+        </w:rPr>
+      </w:pPr>
+    </w:p>
+    <w:p>
+      <w:pPr>
+        <w:spacing w:line="288" w:lineRule="auto"/>
+        <w:jc w:val="both"/>
+        <w:rPr>
+          <w:rFonts w:ascii="Verdana" w:hAnsi="Verdana" w:cs="Poppins"/>
+          <w:sz w:val="18"/>
+          <w:szCs w:val="18"/>
+        </w:rPr>
+      </w:pPr>
+    </w:p>
+    <w:p>
+      <w:pPr>
+        <w:spacing w:line="288" w:lineRule="auto"/>
+        <w:jc w:val="both"/>
+        <w:rPr>
+          <w:rFonts w:ascii="Verdana" w:hAnsi="Verdana" w:cs="Poppins"/>
+          <w:sz w:val="18"/>
+          <w:szCs w:val="18"/>
+        </w:rPr>
+      </w:pPr>
       <w:r>
         <w:rPr>
           <w:rFonts w:ascii="Verdana" w:hAnsi="Verdana" w:cs="Poppins"/>
           <w:sz w:val="18"/>
           <w:szCs w:val="18"/>
         </w:rPr>
-        <w:t>.</w:t>
-      </w:r>
-      <w:r>
-        <w:rPr>
-          <w:rFonts w:ascii="Verdana" w:hAnsi="Verdana" w:cs="Poppins"/>
-          <w:sz w:val="18"/>
-          <w:szCs w:val="18"/>
-        </w:rPr>
-        <w:t xml:space="preserve"> Digite: </w:t>
-      </w:r>
-      <w:proofErr w:type="spellStart"/>
-      <w:r>
-        <w:rPr>
-          <w:rFonts w:ascii="Verdana" w:hAnsi="Verdana" w:cs="Poppins"/>
-          <w:sz w:val="18"/>
-          <w:szCs w:val="18"/>
-        </w:rPr>
-        <w:t>vue</w:t>
-      </w:r>
-      <w:proofErr w:type="spellEnd"/>
-      <w:r>
-        <w:rPr>
-          <w:rFonts w:ascii="Verdana" w:hAnsi="Verdana" w:cs="Poppins"/>
-          <w:sz w:val="18"/>
-          <w:szCs w:val="18"/>
-        </w:rPr>
-        <w:t xml:space="preserve"> </w:t>
-      </w:r>
-      <w:proofErr w:type="spellStart"/>
-      <w:r>
-        <w:rPr>
-          <w:rFonts w:ascii="Verdana" w:hAnsi="Verdana" w:cs="Poppins"/>
-          <w:sz w:val="18"/>
-          <w:szCs w:val="18"/>
-        </w:rPr>
-        <w:t>create</w:t>
-      </w:r>
-      <w:proofErr w:type="spellEnd"/>
-      <w:r>
-        <w:rPr>
-          <w:rFonts w:ascii="Verdana" w:hAnsi="Verdana" w:cs="Poppins"/>
-          <w:sz w:val="18"/>
-          <w:szCs w:val="18"/>
-        </w:rPr>
-        <w:t xml:space="preserve"> dashboard-app</w:t>
-      </w:r>
-    </w:p>
-    <w:p>
-      <w:pPr>
-        <w:spacing w:line="276" w:lineRule="auto"/>
-        <w:jc w:val="both"/>
-        <w:rPr>
-          <w:rFonts w:ascii="Verdana" w:hAnsi="Verdana" w:cs="Poppins"/>
-          <w:noProof/>
-          <w:color w:val="000000" w:themeColor="text1"/>
-          <w:sz w:val="18"/>
-          <w:szCs w:val="18"/>
-        </w:rPr>
-      </w:pPr>
-    </w:p>
-    <w:p>
-      <w:pPr>
-        <w:spacing w:line="276" w:lineRule="auto"/>
-        <w:jc w:val="both"/>
-        <w:rPr>
-          <w:rFonts w:ascii="Verdana" w:hAnsi="Verdana" w:cs="Poppins"/>
-          <w:noProof/>
-          <w:color w:val="000000" w:themeColor="text1"/>
-          <w:sz w:val="18"/>
-          <w:szCs w:val="18"/>
-        </w:rPr>
-      </w:pPr>
-      <w:r>
-        <w:rPr>
-          <w:rFonts w:ascii="Verdana" w:hAnsi="Verdana" w:cs="Poppins"/>
-          <w:noProof/>
-          <w:color w:val="000000" w:themeColor="text1"/>
-          <w:sz w:val="18"/>
-          <w:szCs w:val="18"/>
-        </w:rPr>
-        <w:t>Siga as instruções no terminal para selecionar as configurações</w:t>
-      </w:r>
-      <w:r>
-        <w:rPr>
-          <w:rFonts w:ascii="Verdana" w:hAnsi="Verdana" w:cs="Poppins"/>
-          <w:noProof/>
-          <w:color w:val="000000" w:themeColor="text1"/>
-          <w:sz w:val="18"/>
-          <w:szCs w:val="18"/>
-        </w:rPr>
-        <w:t>-</w:t>
-      </w:r>
-      <w:r>
-        <w:rPr>
-          <w:rFonts w:ascii="Verdana" w:hAnsi="Verdana" w:cs="Poppins"/>
-          <w:noProof/>
-          <w:color w:val="000000" w:themeColor="text1"/>
-          <w:sz w:val="18"/>
-          <w:szCs w:val="18"/>
-        </w:rPr>
-        <w:t>padrão do Vue CLI.</w:t>
-      </w:r>
-    </w:p>
-    <w:p>
-      <w:pPr>
-        <w:spacing w:line="276" w:lineRule="auto"/>
-        <w:jc w:val="both"/>
-        <w:rPr>
-          <w:rFonts w:ascii="Verdana" w:hAnsi="Verdana" w:cs="Poppins"/>
-          <w:noProof/>
-          <w:color w:val="000000" w:themeColor="text1"/>
-          <w:sz w:val="18"/>
-          <w:szCs w:val="18"/>
-        </w:rPr>
-      </w:pPr>
-      <w:r>
-        <w:rPr>
-          <w:rFonts w:ascii="Verdana" w:hAnsi="Verdana" w:cs="Poppins"/>
-          <w:noProof/>
-          <w:color w:val="000000" w:themeColor="text1"/>
-          <w:sz w:val="18"/>
-          <w:szCs w:val="18"/>
-        </w:rPr>
-        <w:t>Navegue até o diretório do projeto recém-criado</w:t>
-      </w:r>
-      <w:r>
-        <w:rPr>
-          <w:rFonts w:ascii="Verdana" w:hAnsi="Verdana" w:cs="Poppins"/>
-          <w:noProof/>
-          <w:color w:val="000000" w:themeColor="text1"/>
-          <w:sz w:val="18"/>
-          <w:szCs w:val="18"/>
-        </w:rPr>
-        <w:t>. P</w:t>
-      </w:r>
-      <w:r>
-        <w:rPr>
-          <w:rFonts w:ascii="Verdana" w:hAnsi="Verdana" w:cs="Poppins"/>
-          <w:noProof/>
-          <w:color w:val="000000" w:themeColor="text1"/>
-          <w:sz w:val="18"/>
-          <w:szCs w:val="18"/>
-        </w:rPr>
-        <w:t>ara isso</w:t>
-      </w:r>
-      <w:r>
-        <w:rPr>
-          <w:rFonts w:ascii="Verdana" w:hAnsi="Verdana" w:cs="Poppins"/>
-          <w:noProof/>
-          <w:color w:val="000000" w:themeColor="text1"/>
-          <w:sz w:val="18"/>
-          <w:szCs w:val="18"/>
-        </w:rPr>
-        <w:t>,</w:t>
-      </w:r>
-      <w:r>
-        <w:rPr>
-          <w:rFonts w:ascii="Verdana" w:hAnsi="Verdana" w:cs="Poppins"/>
-          <w:noProof/>
-          <w:color w:val="000000" w:themeColor="text1"/>
-          <w:sz w:val="18"/>
-          <w:szCs w:val="18"/>
-        </w:rPr>
-        <w:t xml:space="preserve"> pode digitar: </w:t>
-      </w:r>
-      <w:r>
-        <w:rPr>
-          <w:rFonts w:ascii="Verdana" w:hAnsi="Verdana" w:cs="Poppins"/>
-          <w:b/>
-          <w:bCs/>
-          <w:noProof/>
-          <w:color w:val="000000" w:themeColor="text1"/>
-          <w:sz w:val="18"/>
-          <w:szCs w:val="18"/>
-        </w:rPr>
-        <w:t>cd dashboard-app</w:t>
-      </w:r>
-    </w:p>
-    <w:p>
-      <w:pPr>
-        <w:spacing w:line="276" w:lineRule="auto"/>
-        <w:jc w:val="both"/>
-        <w:rPr>
-          <w:rFonts w:ascii="Verdana" w:hAnsi="Verdana" w:cs="Poppins"/>
-          <w:noProof/>
-          <w:color w:val="000000" w:themeColor="text1"/>
-          <w:sz w:val="18"/>
-          <w:szCs w:val="18"/>
-        </w:rPr>
-      </w:pPr>
-      <w:r>
-        <w:rPr>
-          <w:rFonts w:ascii="Verdana" w:hAnsi="Verdana" w:cs="Poppins"/>
-          <w:noProof/>
-          <w:color w:val="000000" w:themeColor="text1"/>
-          <w:sz w:val="18"/>
-          <w:szCs w:val="18"/>
-        </w:rPr>
-        <w:t xml:space="preserve">Inicie o servidor de desenvolvimento para garantir que tudo esteja configurado corretamente digitando: </w:t>
-      </w:r>
-      <w:r>
-        <w:rPr>
-          <w:rFonts w:ascii="Verdana" w:hAnsi="Verdana" w:cs="Poppins"/>
-          <w:b/>
-          <w:bCs/>
-          <w:noProof/>
-          <w:color w:val="000000" w:themeColor="text1"/>
-          <w:sz w:val="18"/>
-          <w:szCs w:val="18"/>
-        </w:rPr>
-        <w:t>npm run serve</w:t>
-      </w:r>
-    </w:p>
-    <w:p>
-      <w:pPr>
-        <w:spacing w:line="276" w:lineRule="auto"/>
-        <w:ind w:left="720"/>
-        <w:jc w:val="both"/>
-        <w:rPr>
-          <w:rFonts w:ascii="Verdana" w:hAnsi="Verdana" w:cs="Poppins"/>
-          <w:noProof/>
-          <w:color w:val="000000" w:themeColor="text1"/>
-          <w:sz w:val="18"/>
-          <w:szCs w:val="18"/>
-        </w:rPr>
-      </w:pPr>
-      <w:r>
-        <w:rPr>
-          <w:rFonts w:ascii="Verdana" w:hAnsi="Verdana" w:cs="Poppins"/>
-          <w:noProof/>
-          <w:color w:val="000000" w:themeColor="text1"/>
-          <w:sz w:val="18"/>
-          <w:szCs w:val="18"/>
-        </w:rPr>
-        <w:t xml:space="preserve">Acesse o endereço </w:t>
-      </w:r>
-      <w:hyperlink r:id="rId10" w:history="1">
-        <w:r>
-          <w:rPr>
-            <w:rStyle w:val="Hyperlink"/>
-            <w:rFonts w:ascii="Verdana" w:hAnsi="Verdana" w:cs="Poppins"/>
-            <w:noProof/>
-            <w:sz w:val="18"/>
-            <w:szCs w:val="18"/>
-          </w:rPr>
-          <w:t>http://localhost:8080</w:t>
-        </w:r>
-      </w:hyperlink>
-      <w:r>
-        <w:rPr>
-          <w:rFonts w:ascii="Verdana" w:hAnsi="Verdana" w:cs="Poppins"/>
-          <w:noProof/>
-          <w:color w:val="000000" w:themeColor="text1"/>
-          <w:sz w:val="18"/>
-          <w:szCs w:val="18"/>
-        </w:rPr>
-        <w:t xml:space="preserve"> </w:t>
-      </w:r>
-      <w:r>
-        <w:rPr>
-          <w:rFonts w:ascii="Verdana" w:hAnsi="Verdana" w:cs="Poppins"/>
-          <w:noProof/>
-          <w:color w:val="000000" w:themeColor="text1"/>
-          <w:sz w:val="18"/>
-          <w:szCs w:val="18"/>
-        </w:rPr>
-        <w:t>no navegador para visualizar o projeto em execução.</w:t>
-      </w:r>
-    </w:p>
-    <w:p>
-      <w:pPr>
-        <w:spacing w:line="276" w:lineRule="auto"/>
-        <w:ind w:left="720"/>
-        <w:jc w:val="both"/>
-        <w:rPr>
-          <w:rFonts w:ascii="Verdana" w:hAnsi="Verdana" w:cs="Poppins"/>
-          <w:noProof/>
-          <w:color w:val="000000" w:themeColor="text1"/>
-          <w:sz w:val="18"/>
-          <w:szCs w:val="18"/>
-        </w:rPr>
-      </w:pPr>
-    </w:p>
-    <w:p>
-      <w:pPr>
-        <w:spacing w:line="276" w:lineRule="auto"/>
-        <w:ind w:left="720"/>
-        <w:jc w:val="both"/>
-        <w:rPr>
-          <w:rFonts w:ascii="Verdana" w:hAnsi="Verdana" w:cs="Poppins"/>
-          <w:noProof/>
-          <w:color w:val="000000" w:themeColor="text1"/>
-          <w:sz w:val="18"/>
-          <w:szCs w:val="18"/>
-        </w:rPr>
-      </w:pPr>
-    </w:p>
-    <w:p>
-      <w:pPr>
-        <w:spacing w:line="276" w:lineRule="auto"/>
-        <w:ind w:left="720"/>
-        <w:jc w:val="both"/>
-        <w:rPr>
-          <w:rFonts w:ascii="Verdana" w:hAnsi="Verdana" w:cs="Poppins"/>
-          <w:noProof/>
-          <w:color w:val="000000" w:themeColor="text1"/>
-          <w:sz w:val="18"/>
-          <w:szCs w:val="18"/>
-        </w:rPr>
-      </w:pPr>
-    </w:p>
-    <w:p>
-      <w:pPr>
-        <w:spacing w:line="276" w:lineRule="auto"/>
-        <w:ind w:left="720"/>
-        <w:jc w:val="both"/>
-        <w:rPr>
-          <w:rFonts w:ascii="Verdana" w:hAnsi="Verdana" w:cs="Poppins"/>
-          <w:noProof/>
-          <w:color w:val="000000" w:themeColor="text1"/>
-          <w:sz w:val="18"/>
-          <w:szCs w:val="18"/>
-        </w:rPr>
-      </w:pPr>
-    </w:p>
-    <w:p>
-      <w:pPr>
-        <w:spacing w:line="276" w:lineRule="auto"/>
-        <w:ind w:left="720"/>
-        <w:jc w:val="both"/>
-        <w:rPr>
-          <w:rFonts w:ascii="Verdana" w:hAnsi="Verdana" w:cs="Poppins"/>
-          <w:noProof/>
-          <w:color w:val="000000" w:themeColor="text1"/>
-          <w:sz w:val="18"/>
-          <w:szCs w:val="18"/>
-        </w:rPr>
-      </w:pPr>
-    </w:p>
-    <w:p>
-      <w:pPr>
-        <w:spacing w:line="276" w:lineRule="auto"/>
-        <w:ind w:left="720"/>
-        <w:jc w:val="both"/>
-        <w:rPr>
-          <w:rFonts w:ascii="Verdana" w:hAnsi="Verdana" w:cs="Poppins"/>
-          <w:noProof/>
-          <w:color w:val="000000" w:themeColor="text1"/>
-          <w:sz w:val="18"/>
-          <w:szCs w:val="18"/>
-        </w:rPr>
-      </w:pPr>
-    </w:p>
-    <w:p>
-      <w:pPr>
-        <w:spacing w:line="276" w:lineRule="auto"/>
-        <w:ind w:left="720"/>
-        <w:jc w:val="both"/>
-        <w:rPr>
-          <w:rFonts w:ascii="Verdana" w:hAnsi="Verdana" w:cs="Poppins"/>
-          <w:noProof/>
-          <w:color w:val="000000" w:themeColor="text1"/>
-          <w:sz w:val="18"/>
-          <w:szCs w:val="18"/>
-        </w:rPr>
-      </w:pPr>
-    </w:p>
-    <w:p>
-      <w:pPr>
-        <w:spacing w:line="276" w:lineRule="auto"/>
-        <w:ind w:left="720"/>
-        <w:jc w:val="both"/>
-        <w:rPr>
-          <w:rFonts w:ascii="Verdana" w:hAnsi="Verdana" w:cs="Poppins"/>
-          <w:noProof/>
-          <w:color w:val="000000" w:themeColor="text1"/>
-          <w:sz w:val="18"/>
-          <w:szCs w:val="18"/>
-        </w:rPr>
-      </w:pPr>
-    </w:p>
-    <w:p>
-      <w:pPr>
-        <w:spacing w:line="276" w:lineRule="auto"/>
-        <w:ind w:left="720"/>
-        <w:jc w:val="both"/>
-        <w:rPr>
-          <w:rFonts w:ascii="Verdana" w:hAnsi="Verdana" w:cs="Poppins"/>
-          <w:noProof/>
-          <w:color w:val="000000" w:themeColor="text1"/>
-          <w:sz w:val="18"/>
-          <w:szCs w:val="18"/>
-        </w:rPr>
-      </w:pPr>
-    </w:p>
-    <w:p>
-      <w:pPr>
-        <w:spacing w:line="276" w:lineRule="auto"/>
-        <w:ind w:left="720"/>
-        <w:jc w:val="both"/>
-        <w:rPr>
-          <w:rFonts w:ascii="Verdana" w:hAnsi="Verdana" w:cs="Poppins"/>
-          <w:noProof/>
-          <w:color w:val="000000" w:themeColor="text1"/>
-          <w:sz w:val="18"/>
-          <w:szCs w:val="18"/>
-        </w:rPr>
-      </w:pPr>
-    </w:p>
-    <w:p>
-      <w:pPr>
-        <w:spacing w:line="276" w:lineRule="auto"/>
-        <w:ind w:left="720"/>
-        <w:jc w:val="both"/>
-        <w:rPr>
-          <w:rFonts w:ascii="Verdana" w:hAnsi="Verdana" w:cs="Poppins"/>
-          <w:noProof/>
-          <w:color w:val="000000" w:themeColor="text1"/>
-          <w:sz w:val="18"/>
-          <w:szCs w:val="18"/>
-        </w:rPr>
-      </w:pPr>
-    </w:p>
-    <w:p>
-      <w:pPr>
-        <w:spacing w:line="276" w:lineRule="auto"/>
-        <w:ind w:left="720"/>
-        <w:jc w:val="both"/>
-        <w:rPr>
-          <w:rFonts w:ascii="Verdana" w:hAnsi="Verdana" w:cs="Poppins"/>
-          <w:noProof/>
-          <w:color w:val="000000" w:themeColor="text1"/>
-          <w:sz w:val="18"/>
-          <w:szCs w:val="18"/>
-        </w:rPr>
-      </w:pPr>
-    </w:p>
-    <w:p>
-      <w:pPr>
-        <w:spacing w:line="276" w:lineRule="auto"/>
-        <w:ind w:left="720"/>
-        <w:jc w:val="both"/>
-        <w:rPr>
-          <w:rFonts w:ascii="Verdana" w:hAnsi="Verdana" w:cs="Poppins"/>
-          <w:noProof/>
-          <w:color w:val="000000" w:themeColor="text1"/>
-          <w:sz w:val="18"/>
-          <w:szCs w:val="18"/>
-        </w:rPr>
-      </w:pPr>
-    </w:p>
-    <w:p>
-      <w:pPr>
-        <w:spacing w:line="276" w:lineRule="auto"/>
-        <w:jc w:val="both"/>
-        <w:rPr>
-          <w:rFonts w:ascii="Verdana" w:hAnsi="Verdana" w:cs="Poppins"/>
-          <w:b/>
-          <w:bCs/>
-          <w:noProof/>
-          <w:color w:val="000000" w:themeColor="text1"/>
-          <w:sz w:val="18"/>
-          <w:szCs w:val="18"/>
-        </w:rPr>
-      </w:pPr>
-    </w:p>
-    <w:p>
-      <w:pPr>
-        <w:spacing w:line="276" w:lineRule="auto"/>
-        <w:jc w:val="both"/>
-        <w:rPr>
-          <w:rFonts w:ascii="Verdana" w:hAnsi="Verdana" w:cs="Poppins"/>
-          <w:noProof/>
-          <w:color w:val="000000" w:themeColor="text1"/>
-          <w:sz w:val="22"/>
-          <w:szCs w:val="22"/>
-        </w:rPr>
-      </w:pPr>
-      <w:r>
-        <w:rPr>
-          <w:rFonts w:ascii="Verdana" w:hAnsi="Verdana" w:cs="Poppins"/>
-          <w:b/>
-          <w:bCs/>
-          <w:noProof/>
-          <w:color w:val="000000" w:themeColor="text1"/>
-          <w:sz w:val="22"/>
-          <w:szCs w:val="22"/>
-        </w:rPr>
-        <w:lastRenderedPageBreak/>
-        <w:t xml:space="preserve">Criação de </w:t>
-      </w:r>
-      <w:r>
-        <w:rPr>
-          <w:rFonts w:ascii="Verdana" w:hAnsi="Verdana" w:cs="Poppins"/>
-          <w:b/>
-          <w:bCs/>
-          <w:noProof/>
-          <w:color w:val="000000" w:themeColor="text1"/>
-          <w:sz w:val="22"/>
-          <w:szCs w:val="22"/>
-        </w:rPr>
-        <w:t>componentes básicos</w:t>
-      </w:r>
-    </w:p>
-    <w:p>
-      <w:pPr>
-        <w:numPr>
-          <w:ilvl w:val="0"/>
-          <w:numId w:val="38"/>
-        </w:numPr>
-        <w:spacing w:line="276" w:lineRule="auto"/>
-        <w:jc w:val="both"/>
-        <w:rPr>
-          <w:rFonts w:ascii="Verdana" w:hAnsi="Verdana" w:cs="Poppins"/>
-          <w:noProof/>
-          <w:color w:val="000000" w:themeColor="text1"/>
-          <w:sz w:val="18"/>
-          <w:szCs w:val="18"/>
-          <w:highlight w:val="yellow"/>
-        </w:rPr>
-      </w:pPr>
-      <w:r>
-        <w:rPr>
-          <w:rFonts w:ascii="Verdana" w:hAnsi="Verdana" w:cs="Poppins"/>
-          <w:noProof/>
-          <w:color w:val="000000" w:themeColor="text1"/>
-          <w:sz w:val="18"/>
-          <w:szCs w:val="18"/>
-        </w:rPr>
-        <mc:AlternateContent>
-          <mc:Choice Requires="wps">
-            <w:drawing>
-              <wp:anchor distT="0" distB="0" distL="114300" distR="114300" simplePos="0" relativeHeight="251660288" behindDoc="1" locked="0" layoutInCell="1" allowOverlap="1" wp14:anchorId="4681EB19" wp14:editId="1BBC36E7">
-                <wp:simplePos x="0" y="0"/>
-                <wp:positionH relativeFrom="column">
-                  <wp:posOffset>-218645</wp:posOffset>
-                </wp:positionH>
-                <wp:positionV relativeFrom="paragraph">
-                  <wp:posOffset>257912</wp:posOffset>
-                </wp:positionV>
-                <wp:extent cx="2949063" cy="3399340"/>
-                <wp:effectExtent l="0" t="0" r="22860" b="10795"/>
-                <wp:wrapNone/>
-                <wp:docPr id="322784348" name="Retângulo: Cantos Arredondados 2"/>
-                <wp:cNvGraphicFramePr/>
-                <a:graphic xmlns:a="http://schemas.openxmlformats.org/drawingml/2006/main">
-                  <a:graphicData uri="http://schemas.microsoft.com/office/word/2010/wordprocessingShape">
-                    <wps:wsp>
-                      <wps:cNvSpPr/>
-                      <wps:spPr>
-                        <a:xfrm>
-                          <a:off x="0" y="0"/>
-                          <a:ext cx="2949063" cy="3399340"/>
-                        </a:xfrm>
-                        <a:prstGeom prst="roundRect">
-                          <a:avLst/>
-                        </a:prstGeom>
-                      </wps:spPr>
-                      <wps:style>
-                        <a:lnRef idx="1">
-                          <a:schemeClr val="accent3"/>
-                        </a:lnRef>
-                        <a:fillRef idx="2">
-                          <a:schemeClr val="accent3"/>
-                        </a:fillRef>
-                        <a:effectRef idx="1">
-                          <a:schemeClr val="accent3"/>
-                        </a:effectRef>
-                        <a:fontRef idx="minor">
-                          <a:schemeClr val="dk1"/>
-                        </a:fontRef>
-                      </wps:style>
-                      <wps:bodyPr rot="0" spcFirstLastPara="0" vertOverflow="overflow" horzOverflow="overflow" vert="horz" wrap="square" lIns="91440" tIns="45720" rIns="91440" bIns="45720" numCol="1" spcCol="0" rtlCol="0" fromWordArt="0" anchor="ctr" anchorCtr="0" forceAA="0" compatLnSpc="1">
-                        <a:prstTxWarp prst="textNoShape">
-                          <a:avLst/>
-                        </a:prstTxWarp>
-                        <a:noAutofit/>
-                      </wps:bodyPr>
-                    </wps:wsp>
-                  </a:graphicData>
-                </a:graphic>
-                <wp14:sizeRelH relativeFrom="margin">
-                  <wp14:pctWidth>0</wp14:pctWidth>
-                </wp14:sizeRelH>
-                <wp14:sizeRelV relativeFrom="margin">
-                  <wp14:pctHeight>0</wp14:pctHeight>
-                </wp14:sizeRelV>
-              </wp:anchor>
-            </w:drawing>
-          </mc:Choice>
-          <mc:Fallback>
-            <w:pict>
-              <v:roundrect w14:anchorId="1783CBE4" id="Retângulo: Cantos Arredondados 2" o:spid="_x0000_s1026" style="position:absolute;margin-left:-17.2pt;margin-top:20.3pt;width:232.2pt;height:267.65pt;z-index:-251656192;visibility:visible;mso-wrap-style:square;mso-width-percent:0;mso-height-percent:0;mso-wrap-distance-left:9pt;mso-wrap-distance-top:0;mso-wrap-distance-right:9pt;mso-wrap-distance-bottom:0;mso-position-horizontal:absolute;mso-position-horizontal-relative:text;mso-position-vertical:absolute;mso-position-vertical-relative:text;mso-width-percent:0;mso-height-percent:0;mso-width-relative:margin;mso-height-relative:margin;v-text-anchor:middle" arcsize="10923f" o:gfxdata="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" fillcolor="#c3c3c3 [2166]" strokecolor="#a5a5a5 [3206]" strokeweight=".5pt">
-                <v:fill color2="#b6b6b6 [2614]" rotate="t" colors="0 #d2d2d2;.5 #c8c8c8;1 silver" focus="100%" type="gradient">
-                  <o:fill v:ext="view" type="gradientUnscaled"/>
-                </v:fill>
-                <v:stroke joinstyle="miter"/>
-              </v:roundrect>
-            </w:pict>
-          </mc:Fallback>
-        </mc:AlternateContent>
-      </w:r>
-      <w:r>
-        <w:rPr>
-          <w:rFonts w:ascii="Verdana" w:hAnsi="Verdana" w:cs="Poppins"/>
-          <w:noProof/>
-          <w:color w:val="000000" w:themeColor="text1"/>
-          <w:sz w:val="18"/>
-          <w:szCs w:val="18"/>
-          <w:highlight w:val="yellow"/>
-        </w:rPr>
-        <w:t xml:space="preserve">Dentro do diretório src/components, crie um novo componente chamado </w:t>
-      </w:r>
-      <w:r>
-        <w:rPr>
-          <w:rFonts w:ascii="Verdana" w:hAnsi="Verdana" w:cs="Poppins"/>
-          <w:b/>
-          <w:bCs/>
-          <w:noProof/>
-          <w:color w:val="000000" w:themeColor="text1"/>
-          <w:sz w:val="18"/>
-          <w:szCs w:val="18"/>
-          <w:highlight w:val="yellow"/>
-        </w:rPr>
-        <w:t>Header.vue</w:t>
-      </w:r>
-      <w:r>
-        <w:rPr>
-          <w:rFonts w:ascii="Verdana" w:hAnsi="Verdana" w:cs="Poppins"/>
-          <w:noProof/>
-          <w:color w:val="000000" w:themeColor="text1"/>
-          <w:sz w:val="18"/>
-          <w:szCs w:val="18"/>
-          <w:highlight w:val="yellow"/>
-        </w:rPr>
-        <w:t xml:space="preserve"> com o seguinte conteúdo:</w:t>
-      </w:r>
-    </w:p>
-    <w:p>
-      <w:pPr>
-        <w:spacing w:line="276" w:lineRule="auto"/>
-        <w:jc w:val="both"/>
-        <w:rPr>
-          <w:rFonts w:ascii="Verdana" w:hAnsi="Verdana" w:cs="Poppins"/>
-          <w:noProof/>
-          <w:color w:val="000000" w:themeColor="text1"/>
-          <w:sz w:val="18"/>
-          <w:szCs w:val="18"/>
-          <w:lang w:val="en-US"/>
-        </w:rPr>
-      </w:pPr>
-      <w:r>
-        <w:rPr>
-          <w:rFonts w:ascii="Verdana" w:hAnsi="Verdana" w:cs="Poppins"/>
-          <w:noProof/>
-          <w:color w:val="000000" w:themeColor="text1"/>
-          <w:sz w:val="18"/>
-          <w:szCs w:val="18"/>
-          <w:lang w:val="en-US"/>
-        </w:rPr>
-        <w:t>&lt;template&gt;</w:t>
-      </w:r>
-    </w:p>
-    <w:p>
-      <w:pPr>
-        <w:spacing w:line="276" w:lineRule="auto"/>
-        <w:jc w:val="both"/>
-        <w:rPr>
-          <w:rFonts w:ascii="Verdana" w:hAnsi="Verdana" w:cs="Poppins"/>
-          <w:noProof/>
-          <w:color w:val="000000" w:themeColor="text1"/>
-          <w:sz w:val="18"/>
-          <w:szCs w:val="18"/>
-          <w:lang w:val="en-US"/>
-        </w:rPr>
-      </w:pPr>
-      <w:r>
-        <w:rPr>
-          <w:rFonts w:ascii="Verdana" w:hAnsi="Verdana" w:cs="Poppins"/>
-          <w:noProof/>
-          <w:color w:val="000000" w:themeColor="text1"/>
-          <w:sz w:val="18"/>
-          <w:szCs w:val="18"/>
-          <w:lang w:val="en-US"/>
-        </w:rPr>
-        <w:t xml:space="preserve">  &lt;header&gt;</w:t>
-      </w:r>
-    </w:p>
-    <w:p>
-      <w:pPr>
-        <w:spacing w:line="276" w:lineRule="auto"/>
-        <w:jc w:val="both"/>
-        <w:rPr>
-          <w:rFonts w:ascii="Verdana" w:hAnsi="Verdana" w:cs="Poppins"/>
-          <w:noProof/>
-          <w:color w:val="000000" w:themeColor="text1"/>
-          <w:sz w:val="18"/>
-          <w:szCs w:val="18"/>
-          <w:lang w:val="en-US"/>
-        </w:rPr>
-      </w:pPr>
-      <w:r>
-        <w:rPr>
-          <w:rFonts w:ascii="Verdana" w:hAnsi="Verdana" w:cs="Poppins"/>
-          <w:noProof/>
-          <w:color w:val="000000" w:themeColor="text1"/>
-          <w:sz w:val="18"/>
-          <w:szCs w:val="18"/>
-          <w:lang w:val="en-US"/>
-        </w:rPr>
-        <w:t xml:space="preserve">    &lt;h1&gt;Dashboard WebCraft Solutions&lt;/h1&gt;</w:t>
-      </w:r>
-    </w:p>
-    <w:p>
-      <w:pPr>
-        <w:spacing w:line="276" w:lineRule="auto"/>
-        <w:jc w:val="both"/>
-        <w:rPr>
-          <w:rFonts w:ascii="Verdana" w:hAnsi="Verdana" w:cs="Poppins"/>
-          <w:noProof/>
-          <w:color w:val="000000" w:themeColor="text1"/>
-          <w:sz w:val="18"/>
-          <w:szCs w:val="18"/>
-          <w:lang w:val="en-US"/>
-        </w:rPr>
-      </w:pPr>
-      <w:r>
-        <w:rPr>
-          <w:rFonts w:ascii="Verdana" w:hAnsi="Verdana" w:cs="Poppins"/>
-          <w:noProof/>
-          <w:color w:val="000000" w:themeColor="text1"/>
-          <w:sz w:val="18"/>
-          <w:szCs w:val="18"/>
-          <w:lang w:val="en-US"/>
-        </w:rPr>
-        <w:t xml:space="preserve">  &lt;/header&gt;</w:t>
-      </w:r>
-    </w:p>
-    <w:p>
-      <w:pPr>
-        <w:spacing w:line="276" w:lineRule="auto"/>
-        <w:jc w:val="both"/>
-        <w:rPr>
-          <w:rFonts w:ascii="Verdana" w:hAnsi="Verdana" w:cs="Poppins"/>
-          <w:noProof/>
-          <w:color w:val="000000" w:themeColor="text1"/>
-          <w:sz w:val="18"/>
-          <w:szCs w:val="18"/>
-          <w:lang w:val="en-US"/>
-        </w:rPr>
-      </w:pPr>
-      <w:r>
-        <w:rPr>
-          <w:rFonts w:ascii="Verdana" w:hAnsi="Verdana" w:cs="Poppins"/>
-          <w:noProof/>
-          <w:color w:val="000000" w:themeColor="text1"/>
-          <w:sz w:val="18"/>
-          <w:szCs w:val="18"/>
-          <w:lang w:val="en-US"/>
-        </w:rPr>
-        <w:t>&lt;/template&gt;</w:t>
-      </w:r>
-    </w:p>
-    <w:p>
-      <w:pPr>
-        <w:spacing w:line="276" w:lineRule="auto"/>
-        <w:jc w:val="both"/>
-        <w:rPr>
-          <w:rFonts w:ascii="Verdana" w:hAnsi="Verdana" w:cs="Poppins"/>
-          <w:noProof/>
-          <w:color w:val="000000" w:themeColor="text1"/>
-          <w:sz w:val="18"/>
-          <w:szCs w:val="18"/>
-          <w:lang w:val="en-US"/>
-        </w:rPr>
-      </w:pPr>
-    </w:p>
-    <w:p>
-      <w:pPr>
-        <w:spacing w:line="276" w:lineRule="auto"/>
-        <w:jc w:val="both"/>
-        <w:rPr>
-          <w:rFonts w:ascii="Verdana" w:hAnsi="Verdana" w:cs="Poppins"/>
-          <w:noProof/>
-          <w:color w:val="000000" w:themeColor="text1"/>
-          <w:sz w:val="18"/>
-          <w:szCs w:val="18"/>
-          <w:lang w:val="en-US"/>
-        </w:rPr>
-      </w:pPr>
-      <w:r>
-        <w:rPr>
-          <w:rFonts w:ascii="Verdana" w:hAnsi="Verdana" w:cs="Poppins"/>
-          <w:noProof/>
-          <w:color w:val="000000" w:themeColor="text1"/>
-          <w:sz w:val="18"/>
-          <w:szCs w:val="18"/>
-          <w:lang w:val="en-US"/>
-        </w:rPr>
-        <w:t>&lt;script&gt;</w:t>
-      </w:r>
-    </w:p>
-    <w:p>
-      <w:pPr>
-        <w:spacing w:line="276" w:lineRule="auto"/>
-        <w:jc w:val="both"/>
-        <w:rPr>
-          <w:rFonts w:ascii="Verdana" w:hAnsi="Verdana" w:cs="Poppins"/>
-          <w:noProof/>
-          <w:color w:val="000000" w:themeColor="text1"/>
-          <w:sz w:val="18"/>
-          <w:szCs w:val="18"/>
-          <w:lang w:val="en-US"/>
-        </w:rPr>
-      </w:pPr>
-      <w:r>
-        <w:rPr>
-          <w:rFonts w:ascii="Verdana" w:hAnsi="Verdana" w:cs="Poppins"/>
-          <w:noProof/>
-          <w:color w:val="000000" w:themeColor="text1"/>
-          <w:sz w:val="18"/>
-          <w:szCs w:val="18"/>
-          <w:lang w:val="en-US"/>
-        </w:rPr>
-        <w:t>export default {</w:t>
-      </w:r>
-    </w:p>
-    <w:p>
-      <w:pPr>
-        <w:spacing w:line="276" w:lineRule="auto"/>
-        <w:jc w:val="both"/>
-        <w:rPr>
-          <w:rFonts w:ascii="Verdana" w:hAnsi="Verdana" w:cs="Poppins"/>
-          <w:noProof/>
-          <w:color w:val="000000" w:themeColor="text1"/>
-          <w:sz w:val="18"/>
-          <w:szCs w:val="18"/>
-          <w:lang w:val="en-US"/>
-        </w:rPr>
-      </w:pPr>
-      <w:r>
-        <w:rPr>
-          <w:rFonts w:ascii="Verdana" w:hAnsi="Verdana" w:cs="Poppins"/>
-          <w:noProof/>
-          <w:color w:val="000000" w:themeColor="text1"/>
-          <w:sz w:val="18"/>
-          <w:szCs w:val="18"/>
-          <w:lang w:val="en-US"/>
-        </w:rPr>
-        <w:t xml:space="preserve">  name: 'Header'</w:t>
-      </w:r>
-    </w:p>
-    <w:p>
-      <w:pPr>
-        <w:spacing w:line="276" w:lineRule="auto"/>
-        <w:jc w:val="both"/>
-        <w:rPr>
-          <w:rFonts w:ascii="Verdana" w:hAnsi="Verdana" w:cs="Poppins"/>
-          <w:noProof/>
-          <w:color w:val="000000" w:themeColor="text1"/>
-          <w:sz w:val="18"/>
-          <w:szCs w:val="18"/>
-          <w:lang w:val="en-US"/>
-        </w:rPr>
-      </w:pPr>
-      <w:r>
-        <w:rPr>
-          <w:rFonts w:ascii="Verdana" w:hAnsi="Verdana" w:cs="Poppins"/>
-          <w:noProof/>
-          <w:color w:val="000000" w:themeColor="text1"/>
-          <w:sz w:val="18"/>
-          <w:szCs w:val="18"/>
-          <w:lang w:val="en-US"/>
-        </w:rPr>
-        <w:t>}</w:t>
-      </w:r>
-    </w:p>
-    <w:p>
-      <w:pPr>
-        <w:spacing w:line="276" w:lineRule="auto"/>
-        <w:jc w:val="both"/>
-        <w:rPr>
-          <w:rFonts w:ascii="Verdana" w:hAnsi="Verdana" w:cs="Poppins"/>
-          <w:noProof/>
-          <w:color w:val="000000" w:themeColor="text1"/>
-          <w:sz w:val="18"/>
-          <w:szCs w:val="18"/>
-          <w:lang w:val="en-US"/>
-        </w:rPr>
-      </w:pPr>
-      <w:r>
-        <w:rPr>
-          <w:rFonts w:ascii="Verdana" w:hAnsi="Verdana" w:cs="Poppins"/>
-          <w:noProof/>
-          <w:color w:val="000000" w:themeColor="text1"/>
-          <w:sz w:val="18"/>
-          <w:szCs w:val="18"/>
-          <w:lang w:val="en-US"/>
-        </w:rPr>
-        <w:t>&lt;/script&gt;</w:t>
-      </w:r>
-    </w:p>
-    <w:p>
-      <w:pPr>
-        <w:spacing w:line="276" w:lineRule="auto"/>
-        <w:jc w:val="both"/>
-        <w:rPr>
-          <w:rFonts w:ascii="Verdana" w:hAnsi="Verdana" w:cs="Poppins"/>
-          <w:noProof/>
-          <w:color w:val="000000" w:themeColor="text1"/>
-          <w:sz w:val="18"/>
-          <w:szCs w:val="18"/>
-          <w:lang w:val="en-US"/>
-        </w:rPr>
-      </w:pPr>
-    </w:p>
-    <w:p>
-      <w:pPr>
-        <w:spacing w:line="276" w:lineRule="auto"/>
-        <w:jc w:val="both"/>
-        <w:rPr>
-          <w:rFonts w:ascii="Verdana" w:hAnsi="Verdana" w:cs="Poppins"/>
-          <w:noProof/>
-          <w:color w:val="000000" w:themeColor="text1"/>
-          <w:sz w:val="18"/>
-          <w:szCs w:val="18"/>
-          <w:lang w:val="en-US"/>
-        </w:rPr>
-      </w:pPr>
-      <w:r>
-        <w:rPr>
-          <w:rFonts w:ascii="Verdana" w:hAnsi="Verdana" w:cs="Poppins"/>
-          <w:noProof/>
-          <w:color w:val="000000" w:themeColor="text1"/>
-          <w:sz w:val="18"/>
-          <w:szCs w:val="18"/>
-          <w:lang w:val="en-US"/>
-        </w:rPr>
-        <w:t>&lt;style scoped&gt;</w:t>
-      </w:r>
-    </w:p>
-    <w:p>
-      <w:pPr>
-        <w:spacing w:line="276" w:lineRule="auto"/>
-        <w:jc w:val="both"/>
-        <w:rPr>
-          <w:rFonts w:ascii="Verdana" w:hAnsi="Verdana" w:cs="Poppins"/>
-          <w:noProof/>
-          <w:color w:val="000000" w:themeColor="text1"/>
-          <w:sz w:val="18"/>
-          <w:szCs w:val="18"/>
-          <w:lang w:val="en-US"/>
-        </w:rPr>
-      </w:pPr>
-      <w:r>
-        <w:rPr>
-          <w:rFonts w:ascii="Verdana" w:hAnsi="Verdana" w:cs="Poppins"/>
-          <w:noProof/>
-          <w:color w:val="000000" w:themeColor="text1"/>
-          <w:sz w:val="18"/>
-          <w:szCs w:val="18"/>
-          <w:lang w:val="en-US"/>
-        </w:rPr>
-        <w:t>header {</w:t>
-      </w:r>
-    </w:p>
-    <w:p>
-      <w:pPr>
-        <w:spacing w:line="276" w:lineRule="auto"/>
-        <w:jc w:val="both"/>
-        <w:rPr>
-          <w:rFonts w:ascii="Verdana" w:hAnsi="Verdana" w:cs="Poppins"/>
-          <w:noProof/>
-          <w:color w:val="000000" w:themeColor="text1"/>
-          <w:sz w:val="18"/>
-          <w:szCs w:val="18"/>
-          <w:lang w:val="en-US"/>
-        </w:rPr>
-      </w:pPr>
-      <w:r>
-        <w:rPr>
-          <w:rFonts w:ascii="Verdana" w:hAnsi="Verdana" w:cs="Poppins"/>
-          <w:noProof/>
-          <w:color w:val="000000" w:themeColor="text1"/>
-          <w:sz w:val="18"/>
-          <w:szCs w:val="18"/>
-          <w:lang w:val="en-US"/>
-        </w:rPr>
-        <w:t xml:space="preserve">  background-color: #3b5998;</w:t>
-      </w:r>
-    </w:p>
-    <w:p>
-      <w:pPr>
-        <w:spacing w:line="276" w:lineRule="auto"/>
-        <w:jc w:val="both"/>
-        <w:rPr>
-          <w:rFonts w:ascii="Verdana" w:hAnsi="Verdana" w:cs="Poppins"/>
-          <w:noProof/>
-          <w:color w:val="000000" w:themeColor="text1"/>
-          <w:sz w:val="18"/>
-          <w:szCs w:val="18"/>
-          <w:lang w:val="en-US"/>
-        </w:rPr>
-      </w:pPr>
-      <w:r>
-        <w:rPr>
-          <w:rFonts w:ascii="Verdana" w:hAnsi="Verdana" w:cs="Poppins"/>
-          <w:noProof/>
-          <w:color w:val="000000" w:themeColor="text1"/>
-          <w:sz w:val="18"/>
-          <w:szCs w:val="18"/>
-          <w:lang w:val="en-US"/>
-        </w:rPr>
-        <w:t xml:space="preserve">  color: white;</w:t>
-      </w:r>
-    </w:p>
-    <w:p>
-      <w:pPr>
-        <w:spacing w:line="276" w:lineRule="auto"/>
-        <w:jc w:val="both"/>
-        <w:rPr>
-          <w:rFonts w:ascii="Verdana" w:hAnsi="Verdana" w:cs="Poppins"/>
-          <w:noProof/>
-          <w:color w:val="000000" w:themeColor="text1"/>
-          <w:sz w:val="18"/>
-          <w:szCs w:val="18"/>
-          <w:lang w:val="en-US"/>
-        </w:rPr>
-      </w:pPr>
-      <w:r>
-        <w:rPr>
-          <w:rFonts w:ascii="Verdana" w:hAnsi="Verdana" w:cs="Poppins"/>
-          <w:noProof/>
-          <w:color w:val="000000" w:themeColor="text1"/>
-          <w:sz w:val="18"/>
-          <w:szCs w:val="18"/>
-          <w:lang w:val="en-US"/>
-        </w:rPr>
-        <w:t xml:space="preserve">  padding: 10px;</w:t>
-      </w:r>
-    </w:p>
-    <w:p>
-      <w:pPr>
-        <w:spacing w:line="276" w:lineRule="auto"/>
-        <w:jc w:val="both"/>
-        <w:rPr>
-          <w:rFonts w:ascii="Verdana" w:hAnsi="Verdana" w:cs="Poppins"/>
-          <w:noProof/>
-          <w:color w:val="000000" w:themeColor="text1"/>
-          <w:sz w:val="18"/>
-          <w:szCs w:val="18"/>
-          <w:lang w:val="en-US"/>
-        </w:rPr>
-      </w:pPr>
-      <w:r>
-        <w:rPr>
-          <w:rFonts w:ascii="Verdana" w:hAnsi="Verdana" w:cs="Poppins"/>
-          <w:noProof/>
-          <w:color w:val="000000" w:themeColor="text1"/>
-          <w:sz w:val="18"/>
-          <w:szCs w:val="18"/>
-          <w:lang w:val="en-US"/>
-        </w:rPr>
-        <w:t xml:space="preserve">  text-align: center;</w:t>
-      </w:r>
-    </w:p>
-    <w:p>
-      <w:pPr>
-        <w:spacing w:line="276" w:lineRule="auto"/>
-        <w:jc w:val="both"/>
-        <w:rPr>
-          <w:rFonts w:ascii="Verdana" w:hAnsi="Verdana" w:cs="Poppins"/>
-          <w:noProof/>
-          <w:color w:val="000000" w:themeColor="text1"/>
-          <w:sz w:val="18"/>
-          <w:szCs w:val="18"/>
-        </w:rPr>
-      </w:pPr>
-      <w:r>
-        <w:rPr>
-          <w:rFonts w:ascii="Verdana" w:hAnsi="Verdana" w:cs="Poppins"/>
-          <w:noProof/>
-          <w:color w:val="000000" w:themeColor="text1"/>
-          <w:sz w:val="18"/>
-          <w:szCs w:val="18"/>
-        </w:rPr>
-        <w:t>}</w:t>
-      </w:r>
-    </w:p>
-    <w:p>
-      <w:pPr>
-        <w:spacing w:line="276" w:lineRule="auto"/>
-        <w:jc w:val="both"/>
-        <w:rPr>
-          <w:rFonts w:ascii="Verdana" w:hAnsi="Verdana" w:cs="Poppins"/>
-          <w:noProof/>
-          <w:color w:val="000000" w:themeColor="text1"/>
-          <w:sz w:val="18"/>
-          <w:szCs w:val="18"/>
-        </w:rPr>
-      </w:pPr>
-      <w:r>
-        <w:rPr>
-          <w:rFonts w:ascii="Verdana" w:hAnsi="Verdana" w:cs="Poppins"/>
-          <w:noProof/>
-          <w:color w:val="000000" w:themeColor="text1"/>
-          <w:sz w:val="18"/>
-          <w:szCs w:val="18"/>
-        </w:rPr>
-        <w:t>&lt;/style&gt;</w:t>
-      </w:r>
-    </w:p>
-    <w:p>
-      <w:pPr>
-        <w:spacing w:line="276" w:lineRule="auto"/>
-        <w:jc w:val="both"/>
-        <w:rPr>
-          <w:rFonts w:ascii="Verdana" w:hAnsi="Verdana" w:cs="Poppins"/>
-          <w:noProof/>
-          <w:color w:val="000000" w:themeColor="text1"/>
-          <w:sz w:val="18"/>
-          <w:szCs w:val="18"/>
-        </w:rPr>
-      </w:pPr>
-      <w:r>
-        <w:rPr>
-          <w:rFonts w:ascii="Verdana" w:hAnsi="Verdana" w:cs="Poppins"/>
-          <w:b/>
-          <w:bCs/>
-          <w:noProof/>
-          <w:color w:val="000000" w:themeColor="text1"/>
-          <w:sz w:val="18"/>
-          <w:szCs w:val="18"/>
-        </w:rPr>
-        <mc:AlternateContent>
-          <mc:Choice Requires="wps">
-            <w:drawing>
-              <wp:anchor distT="0" distB="0" distL="114300" distR="114300" simplePos="0" relativeHeight="251661312" behindDoc="1" locked="0" layoutInCell="1" allowOverlap="1" wp14:anchorId="17A41DF0" wp14:editId="7F130C0C">
-                <wp:simplePos x="0" y="0"/>
-                <wp:positionH relativeFrom="column">
-                  <wp:posOffset>-336631</wp:posOffset>
-                </wp:positionH>
-                <wp:positionV relativeFrom="paragraph">
-                  <wp:posOffset>213053</wp:posOffset>
-                </wp:positionV>
-                <wp:extent cx="4910496" cy="3973133"/>
-                <wp:effectExtent l="0" t="0" r="23495" b="46990"/>
-                <wp:wrapNone/>
-                <wp:docPr id="86556085" name="Retângulo: Cantos Arredondados 3"/>
-                <wp:cNvGraphicFramePr/>
-                <a:graphic xmlns:a="http://schemas.openxmlformats.org/drawingml/2006/main">
-                  <a:graphicData uri="http://schemas.microsoft.com/office/word/2010/wordprocessingShape">
-                    <wps:wsp>
-                      <wps:cNvSpPr/>
-                      <wps:spPr>
-                        <a:xfrm>
-                          <a:off x="0" y="0"/>
-                          <a:ext cx="4910496" cy="3973133"/>
-                        </a:xfrm>
-                        <a:prstGeom prst="roundRect">
-                          <a:avLst/>
-                        </a:prstGeom>
-                      </wps:spPr>
-                      <wps:style>
-                        <a:lnRef idx="1">
-                          <a:schemeClr val="accent3"/>
-                        </a:lnRef>
-                        <a:fillRef idx="2">
-                          <a:schemeClr val="accent3"/>
-                        </a:fillRef>
-                        <a:effectRef idx="1">
-                          <a:schemeClr val="accent3"/>
-                        </a:effectRef>
-                        <a:fontRef idx="minor">
-                          <a:schemeClr val="dk1"/>
-                        </a:fontRef>
-                      </wps:style>
-                      <wps:bodyPr rot="0" spcFirstLastPara="0" vertOverflow="overflow" horzOverflow="overflow" vert="horz" wrap="square" lIns="91440" tIns="45720" rIns="91440" bIns="45720" numCol="1" spcCol="0" rtlCol="0" fromWordArt="0" anchor="ctr" anchorCtr="0" forceAA="0" compatLnSpc="1">
-                        <a:prstTxWarp prst="textNoShape">
-                          <a:avLst/>
-                        </a:prstTxWarp>
-                        <a:noAutofit/>
-                      </wps:bodyPr>
-                    </wps:wsp>
-                  </a:graphicData>
-                </a:graphic>
-                <wp14:sizeRelH relativeFrom="margin">
-                  <wp14:pctWidth>0</wp14:pctWidth>
-                </wp14:sizeRelH>
-                <wp14:sizeRelV relativeFrom="margin">
-                  <wp14:pctHeight>0</wp14:pctHeight>
-                </wp14:sizeRelV>
-              </wp:anchor>
-            </w:drawing>
-          </mc:Choice>
-          <mc:Fallback>
-            <w:pict>
-              <v:roundrect w14:anchorId="26C29B55" id="Retângulo: Cantos Arredondados 3" o:spid="_x0000_s1026" style="position:absolute;margin-left:-26.5pt;margin-top:16.8pt;width:386.65pt;height:312.85pt;z-index:-251655168;visibility:visible;mso-wrap-style:square;mso-width-percent:0;mso-height-percent:0;mso-wrap-distance-left:9pt;mso-wrap-distance-top:0;mso-wrap-distance-right:9pt;mso-wrap-distance-bottom:0;mso-position-horizontal:absolute;mso-position-horizontal-relative:text;mso-position-vertical:absolute;mso-position-vertical-relative:text;mso-width-percent:0;mso-height-percent:0;mso-width-relative:margin;mso-height-relative:margin;v-text-anchor:middle" arcsize="10923f" o:gfxdata="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" fillcolor="#c3c3c3 [2166]" strokecolor="#a5a5a5 [3206]" strokeweight=".5pt">
-                <v:fill color2="#b6b6b6 [2614]" rotate="t" colors="0 #d2d2d2;.5 #c8c8c8;1 silver" focus="100%" type="gradient">
-                  <o:fill v:ext="view" type="gradientUnscaled"/>
-                </v:fill>
-                <v:stroke joinstyle="miter"/>
-              </v:roundrect>
-            </w:pict>
-          </mc:Fallback>
-        </mc:AlternateContent>
-      </w:r>
-    </w:p>
-    <w:p>
-      <w:pPr>
-        <w:spacing w:line="276" w:lineRule="auto"/>
-        <w:jc w:val="both"/>
-        <w:rPr>
-          <w:rFonts w:ascii="Verdana" w:hAnsi="Verdana" w:cs="Poppins"/>
-          <w:b/>
-          <w:bCs/>
-          <w:noProof/>
-          <w:color w:val="000000" w:themeColor="text1"/>
-          <w:sz w:val="18"/>
-          <w:szCs w:val="18"/>
-        </w:rPr>
-      </w:pPr>
-      <w:r>
-        <w:rPr>
-          <w:rFonts w:ascii="Verdana" w:hAnsi="Verdana" w:cs="Poppins"/>
-          <w:b/>
-          <w:bCs/>
-          <w:noProof/>
-          <w:color w:val="000000" w:themeColor="text1"/>
-          <w:sz w:val="18"/>
-          <w:szCs w:val="18"/>
-          <w:highlight w:val="yellow"/>
-        </w:rPr>
-        <w:t>Crie um segundo componente chamado Footer.vue com o seguinte conteúdo:</w:t>
-      </w:r>
-    </w:p>
-    <w:p>
-      <w:pPr>
-        <w:spacing w:line="276" w:lineRule="auto"/>
-        <w:jc w:val="both"/>
-        <w:rPr>
-          <w:rFonts w:ascii="Verdana" w:hAnsi="Verdana" w:cs="Poppins"/>
-          <w:noProof/>
-          <w:color w:val="000000" w:themeColor="text1"/>
-          <w:sz w:val="18"/>
-          <w:szCs w:val="18"/>
-          <w:lang w:val="en-US"/>
-        </w:rPr>
-      </w:pPr>
-      <w:r>
-        <w:rPr>
-          <w:rFonts w:ascii="Verdana" w:hAnsi="Verdana" w:cs="Poppins"/>
-          <w:noProof/>
-          <w:color w:val="000000" w:themeColor="text1"/>
-          <w:sz w:val="18"/>
-          <w:szCs w:val="18"/>
-          <w:lang w:val="en-US"/>
-        </w:rPr>
-        <w:t>&lt;template&gt;</w:t>
-      </w:r>
-    </w:p>
-    <w:p>
-      <w:pPr>
-        <w:spacing w:line="276" w:lineRule="auto"/>
-        <w:jc w:val="both"/>
-        <w:rPr>
-          <w:rFonts w:ascii="Verdana" w:hAnsi="Verdana" w:cs="Poppins"/>
-          <w:noProof/>
-          <w:color w:val="000000" w:themeColor="text1"/>
-          <w:sz w:val="18"/>
-          <w:szCs w:val="18"/>
-          <w:lang w:val="en-US"/>
-        </w:rPr>
-      </w:pPr>
-      <w:r>
-        <w:rPr>
-          <w:rFonts w:ascii="Verdana" w:hAnsi="Verdana" w:cs="Poppins"/>
-          <w:noProof/>
-          <w:color w:val="000000" w:themeColor="text1"/>
-          <w:sz w:val="18"/>
-          <w:szCs w:val="18"/>
-          <w:lang w:val="en-US"/>
-        </w:rPr>
-        <w:t xml:space="preserve">  &lt;footer&gt;</w:t>
-      </w:r>
-    </w:p>
-    <w:p>
-      <w:pPr>
-        <w:spacing w:line="276" w:lineRule="auto"/>
-        <w:jc w:val="both"/>
-        <w:rPr>
-          <w:rFonts w:ascii="Verdana" w:hAnsi="Verdana" w:cs="Poppins"/>
-          <w:noProof/>
-          <w:color w:val="000000" w:themeColor="text1"/>
-          <w:sz w:val="18"/>
-          <w:szCs w:val="18"/>
-        </w:rPr>
-      </w:pPr>
-      <w:r>
-        <w:rPr>
-          <w:rFonts w:ascii="Verdana" w:hAnsi="Verdana" w:cs="Poppins"/>
-          <w:noProof/>
-          <w:color w:val="000000" w:themeColor="text1"/>
-          <w:sz w:val="18"/>
-          <w:szCs w:val="18"/>
-          <w:lang w:val="en-US"/>
-        </w:rPr>
-        <w:t xml:space="preserve">    &lt;p&gt;&amp;copy; 2024 WebCraft Solutions. </w:t>
-      </w:r>
-      <w:r>
-        <w:rPr>
-          <w:rFonts w:ascii="Verdana" w:hAnsi="Verdana" w:cs="Poppins"/>
-          <w:noProof/>
-          <w:color w:val="000000" w:themeColor="text1"/>
-          <w:sz w:val="18"/>
-          <w:szCs w:val="18"/>
-        </w:rPr>
-        <w:t>Todos os direitos reservados.&lt;/p&gt;</w:t>
-      </w:r>
-    </w:p>
-    <w:p>
-      <w:pPr>
-        <w:spacing w:line="276" w:lineRule="auto"/>
-        <w:jc w:val="both"/>
-        <w:rPr>
-          <w:rFonts w:ascii="Verdana" w:hAnsi="Verdana" w:cs="Poppins"/>
-          <w:noProof/>
-          <w:color w:val="000000" w:themeColor="text1"/>
-          <w:sz w:val="18"/>
-          <w:szCs w:val="18"/>
-          <w:lang w:val="en-US"/>
-        </w:rPr>
-      </w:pPr>
-      <w:r>
-        <w:rPr>
-          <w:rFonts w:ascii="Verdana" w:hAnsi="Verdana" w:cs="Poppins"/>
-          <w:noProof/>
-          <w:color w:val="000000" w:themeColor="text1"/>
-          <w:sz w:val="18"/>
-          <w:szCs w:val="18"/>
-        </w:rPr>
-        <w:t xml:space="preserve">  </w:t>
-      </w:r>
-      <w:r>
-        <w:rPr>
-          <w:rFonts w:ascii="Verdana" w:hAnsi="Verdana" w:cs="Poppins"/>
-          <w:noProof/>
-          <w:color w:val="000000" w:themeColor="text1"/>
-          <w:sz w:val="18"/>
-          <w:szCs w:val="18"/>
-          <w:lang w:val="en-US"/>
-        </w:rPr>
-        <w:t>&lt;/footer&gt;</w:t>
-      </w:r>
-    </w:p>
-    <w:p>
-      <w:pPr>
-        <w:spacing w:line="276" w:lineRule="auto"/>
-        <w:jc w:val="both"/>
-        <w:rPr>
-          <w:rFonts w:ascii="Verdana" w:hAnsi="Verdana" w:cs="Poppins"/>
-          <w:noProof/>
-          <w:color w:val="000000" w:themeColor="text1"/>
-          <w:sz w:val="18"/>
-          <w:szCs w:val="18"/>
-          <w:lang w:val="en-US"/>
-        </w:rPr>
-      </w:pPr>
-      <w:r>
-        <w:rPr>
-          <w:rFonts w:ascii="Verdana" w:hAnsi="Verdana" w:cs="Poppins"/>
-          <w:noProof/>
-          <w:color w:val="000000" w:themeColor="text1"/>
-          <w:sz w:val="18"/>
-          <w:szCs w:val="18"/>
-          <w:lang w:val="en-US"/>
-        </w:rPr>
-        <w:t>&lt;/template&gt;</w:t>
-      </w:r>
-    </w:p>
-    <w:p>
-      <w:pPr>
-        <w:spacing w:line="276" w:lineRule="auto"/>
-        <w:jc w:val="both"/>
-        <w:rPr>
-          <w:rFonts w:ascii="Verdana" w:hAnsi="Verdana" w:cs="Poppins"/>
-          <w:noProof/>
-          <w:color w:val="000000" w:themeColor="text1"/>
-          <w:sz w:val="18"/>
-          <w:szCs w:val="18"/>
-          <w:lang w:val="en-US"/>
-        </w:rPr>
-      </w:pPr>
-    </w:p>
-    <w:p>
-      <w:pPr>
-        <w:spacing w:line="276" w:lineRule="auto"/>
-        <w:jc w:val="both"/>
-        <w:rPr>
-          <w:rFonts w:ascii="Verdana" w:hAnsi="Verdana" w:cs="Poppins"/>
-          <w:noProof/>
-          <w:color w:val="000000" w:themeColor="text1"/>
-          <w:sz w:val="18"/>
-          <w:szCs w:val="18"/>
-          <w:lang w:val="en-US"/>
-        </w:rPr>
-      </w:pPr>
-      <w:r>
-        <w:rPr>
-          <w:rFonts w:ascii="Verdana" w:hAnsi="Verdana" w:cs="Poppins"/>
-          <w:noProof/>
-          <w:color w:val="000000" w:themeColor="text1"/>
-          <w:sz w:val="18"/>
-          <w:szCs w:val="18"/>
-          <w:lang w:val="en-US"/>
-        </w:rPr>
-        <w:t>&lt;script&gt;</w:t>
-      </w:r>
-    </w:p>
-    <w:p>
-      <w:pPr>
-        <w:spacing w:line="276" w:lineRule="auto"/>
-        <w:jc w:val="both"/>
-        <w:rPr>
-          <w:rFonts w:ascii="Verdana" w:hAnsi="Verdana" w:cs="Poppins"/>
-          <w:noProof/>
-          <w:color w:val="000000" w:themeColor="text1"/>
-          <w:sz w:val="18"/>
-          <w:szCs w:val="18"/>
-          <w:lang w:val="en-US"/>
-        </w:rPr>
-      </w:pPr>
-      <w:r>
-        <w:rPr>
-          <w:rFonts w:ascii="Verdana" w:hAnsi="Verdana" w:cs="Poppins"/>
-          <w:noProof/>
-          <w:color w:val="000000" w:themeColor="text1"/>
-          <w:sz w:val="18"/>
-          <w:szCs w:val="18"/>
-          <w:lang w:val="en-US"/>
-        </w:rPr>
-        <w:t>export default {</w:t>
-      </w:r>
-    </w:p>
-    <w:p>
-      <w:pPr>
-        <w:spacing w:line="276" w:lineRule="auto"/>
-        <w:jc w:val="both"/>
-        <w:rPr>
-          <w:rFonts w:ascii="Verdana" w:hAnsi="Verdana" w:cs="Poppins"/>
-          <w:noProof/>
-          <w:color w:val="000000" w:themeColor="text1"/>
-          <w:sz w:val="18"/>
-          <w:szCs w:val="18"/>
-          <w:lang w:val="en-US"/>
-        </w:rPr>
-      </w:pPr>
-      <w:r>
-        <w:rPr>
-          <w:rFonts w:ascii="Verdana" w:hAnsi="Verdana" w:cs="Poppins"/>
-          <w:noProof/>
-          <w:color w:val="000000" w:themeColor="text1"/>
-          <w:sz w:val="18"/>
-          <w:szCs w:val="18"/>
-          <w:lang w:val="en-US"/>
-        </w:rPr>
-        <w:t xml:space="preserve">  name: 'Footer'</w:t>
-      </w:r>
-    </w:p>
-    <w:p>
-      <w:pPr>
-        <w:spacing w:line="276" w:lineRule="auto"/>
-        <w:jc w:val="both"/>
-        <w:rPr>
-          <w:rFonts w:ascii="Verdana" w:hAnsi="Verdana" w:cs="Poppins"/>
-          <w:noProof/>
-          <w:color w:val="000000" w:themeColor="text1"/>
-          <w:sz w:val="18"/>
-          <w:szCs w:val="18"/>
-          <w:lang w:val="en-US"/>
-        </w:rPr>
-      </w:pPr>
-      <w:r>
-        <w:rPr>
-          <w:rFonts w:ascii="Verdana" w:hAnsi="Verdana" w:cs="Poppins"/>
-          <w:noProof/>
-          <w:color w:val="000000" w:themeColor="text1"/>
-          <w:sz w:val="18"/>
-          <w:szCs w:val="18"/>
-          <w:lang w:val="en-US"/>
-        </w:rPr>
-        <w:t>}</w:t>
-      </w:r>
-    </w:p>
-    <w:p>
-      <w:pPr>
-        <w:spacing w:line="276" w:lineRule="auto"/>
-        <w:jc w:val="both"/>
-        <w:rPr>
-          <w:rFonts w:ascii="Verdana" w:hAnsi="Verdana" w:cs="Poppins"/>
-          <w:noProof/>
-          <w:color w:val="000000" w:themeColor="text1"/>
-          <w:sz w:val="18"/>
-          <w:szCs w:val="18"/>
-          <w:lang w:val="en-US"/>
-        </w:rPr>
-      </w:pPr>
-      <w:r>
-        <w:rPr>
-          <w:rFonts w:ascii="Verdana" w:hAnsi="Verdana" w:cs="Poppins"/>
-          <w:noProof/>
-          <w:color w:val="000000" w:themeColor="text1"/>
-          <w:sz w:val="18"/>
-          <w:szCs w:val="18"/>
-          <w:lang w:val="en-US"/>
-        </w:rPr>
-        <w:t>&lt;/script&gt;</w:t>
-      </w:r>
-    </w:p>
-    <w:p>
-      <w:pPr>
-        <w:spacing w:line="276" w:lineRule="auto"/>
-        <w:jc w:val="both"/>
-        <w:rPr>
-          <w:rFonts w:ascii="Verdana" w:hAnsi="Verdana" w:cs="Poppins"/>
-          <w:noProof/>
-          <w:color w:val="000000" w:themeColor="text1"/>
-          <w:sz w:val="18"/>
-          <w:szCs w:val="18"/>
-          <w:lang w:val="en-US"/>
-        </w:rPr>
-      </w:pPr>
-    </w:p>
-    <w:p>
-      <w:pPr>
-        <w:spacing w:line="276" w:lineRule="auto"/>
-        <w:jc w:val="both"/>
-        <w:rPr>
-          <w:rFonts w:ascii="Verdana" w:hAnsi="Verdana" w:cs="Poppins"/>
-          <w:noProof/>
-          <w:color w:val="000000" w:themeColor="text1"/>
-          <w:sz w:val="18"/>
-          <w:szCs w:val="18"/>
-          <w:lang w:val="en-US"/>
-        </w:rPr>
-      </w:pPr>
-      <w:r>
-        <w:rPr>
-          <w:rFonts w:ascii="Verdana" w:hAnsi="Verdana" w:cs="Poppins"/>
-          <w:noProof/>
-          <w:color w:val="000000" w:themeColor="text1"/>
-          <w:sz w:val="18"/>
-          <w:szCs w:val="18"/>
-          <w:lang w:val="en-US"/>
-        </w:rPr>
-        <w:t>&lt;style scoped&gt;</w:t>
-      </w:r>
-    </w:p>
-    <w:p>
-      <w:pPr>
-        <w:spacing w:line="276" w:lineRule="auto"/>
-        <w:jc w:val="both"/>
-        <w:rPr>
-          <w:rFonts w:ascii="Verdana" w:hAnsi="Verdana" w:cs="Poppins"/>
-          <w:noProof/>
-          <w:color w:val="000000" w:themeColor="text1"/>
-          <w:sz w:val="18"/>
-          <w:szCs w:val="18"/>
-          <w:lang w:val="en-US"/>
-        </w:rPr>
-      </w:pPr>
-      <w:r>
-        <w:rPr>
-          <w:rFonts w:ascii="Verdana" w:hAnsi="Verdana" w:cs="Poppins"/>
-          <w:noProof/>
-          <w:color w:val="000000" w:themeColor="text1"/>
-          <w:sz w:val="18"/>
-          <w:szCs w:val="18"/>
-          <w:lang w:val="en-US"/>
-        </w:rPr>
-        <w:t>footer {</w:t>
-      </w:r>
-    </w:p>
-    <w:p>
-      <w:pPr>
-        <w:spacing w:line="276" w:lineRule="auto"/>
-        <w:jc w:val="both"/>
-        <w:rPr>
-          <w:rFonts w:ascii="Verdana" w:hAnsi="Verdana" w:cs="Poppins"/>
-          <w:noProof/>
-          <w:color w:val="000000" w:themeColor="text1"/>
-          <w:sz w:val="18"/>
-          <w:szCs w:val="18"/>
-          <w:lang w:val="en-US"/>
-        </w:rPr>
-      </w:pPr>
-      <w:r>
-        <w:rPr>
-          <w:rFonts w:ascii="Verdana" w:hAnsi="Verdana" w:cs="Poppins"/>
-          <w:noProof/>
-          <w:color w:val="000000" w:themeColor="text1"/>
-          <w:sz w:val="18"/>
-          <w:szCs w:val="18"/>
-          <w:lang w:val="en-US"/>
-        </w:rPr>
-        <w:t xml:space="preserve">  background-color: #333;</w:t>
-      </w:r>
-    </w:p>
-    <w:p>
-      <w:pPr>
-        <w:spacing w:line="276" w:lineRule="auto"/>
-        <w:jc w:val="both"/>
-        <w:rPr>
-          <w:rFonts w:ascii="Verdana" w:hAnsi="Verdana" w:cs="Poppins"/>
-          <w:noProof/>
-          <w:color w:val="000000" w:themeColor="text1"/>
-          <w:sz w:val="18"/>
-          <w:szCs w:val="18"/>
-          <w:lang w:val="en-US"/>
-        </w:rPr>
-      </w:pPr>
-      <w:r>
-        <w:rPr>
-          <w:rFonts w:ascii="Verdana" w:hAnsi="Verdana" w:cs="Poppins"/>
-          <w:noProof/>
-          <w:color w:val="000000" w:themeColor="text1"/>
-          <w:sz w:val="18"/>
-          <w:szCs w:val="18"/>
-          <w:lang w:val="en-US"/>
-        </w:rPr>
-        <w:t xml:space="preserve">  color: white;</w:t>
-      </w:r>
-    </w:p>
-    <w:p>
-      <w:pPr>
-        <w:spacing w:line="276" w:lineRule="auto"/>
-        <w:jc w:val="both"/>
-        <w:rPr>
-          <w:rFonts w:ascii="Verdana" w:hAnsi="Verdana" w:cs="Poppins"/>
-          <w:noProof/>
-          <w:color w:val="000000" w:themeColor="text1"/>
-          <w:sz w:val="18"/>
-          <w:szCs w:val="18"/>
-          <w:lang w:val="en-US"/>
-        </w:rPr>
-      </w:pPr>
-      <w:r>
-        <w:rPr>
-          <w:rFonts w:ascii="Verdana" w:hAnsi="Verdana" w:cs="Poppins"/>
-          <w:noProof/>
-          <w:color w:val="000000" w:themeColor="text1"/>
-          <w:sz w:val="18"/>
-          <w:szCs w:val="18"/>
-          <w:lang w:val="en-US"/>
-        </w:rPr>
-        <w:t xml:space="preserve">  padding: 10px;</w:t>
-      </w:r>
-    </w:p>
-    <w:p>
-      <w:pPr>
-        <w:spacing w:line="276" w:lineRule="auto"/>
-        <w:jc w:val="both"/>
-        <w:rPr>
-          <w:rFonts w:ascii="Verdana" w:hAnsi="Verdana" w:cs="Poppins"/>
-          <w:noProof/>
-          <w:color w:val="000000" w:themeColor="text1"/>
-          <w:sz w:val="18"/>
-          <w:szCs w:val="18"/>
-          <w:lang w:val="en-US"/>
-        </w:rPr>
-      </w:pPr>
-      <w:r>
-        <w:rPr>
-          <w:rFonts w:ascii="Verdana" w:hAnsi="Verdana" w:cs="Poppins"/>
-          <w:noProof/>
-          <w:color w:val="000000" w:themeColor="text1"/>
-          <w:sz w:val="18"/>
-          <w:szCs w:val="18"/>
-          <w:lang w:val="en-US"/>
-        </w:rPr>
-        <w:t xml:space="preserve">  text-align: center;</w:t>
-      </w:r>
-    </w:p>
-    <w:p>
-      <w:pPr>
-        <w:spacing w:line="276" w:lineRule="auto"/>
-        <w:jc w:val="both"/>
-        <w:rPr>
-          <w:rFonts w:ascii="Verdana" w:hAnsi="Verdana" w:cs="Poppins"/>
-          <w:noProof/>
-          <w:color w:val="000000" w:themeColor="text1"/>
-          <w:sz w:val="18"/>
-          <w:szCs w:val="18"/>
-          <w:lang w:val="en-US"/>
-        </w:rPr>
-      </w:pPr>
-      <w:r>
-        <w:rPr>
-          <w:rFonts w:ascii="Verdana" w:hAnsi="Verdana" w:cs="Poppins"/>
-          <w:noProof/>
-          <w:color w:val="000000" w:themeColor="text1"/>
-          <w:sz w:val="18"/>
-          <w:szCs w:val="18"/>
-          <w:lang w:val="en-US"/>
-        </w:rPr>
-        <w:t xml:space="preserve">  position: fixed;</w:t>
-      </w:r>
-    </w:p>
-    <w:p>
-      <w:pPr>
-        <w:spacing w:line="276" w:lineRule="auto"/>
-        <w:jc w:val="both"/>
-        <w:rPr>
-          <w:rFonts w:ascii="Verdana" w:hAnsi="Verdana" w:cs="Poppins"/>
-          <w:noProof/>
-          <w:color w:val="000000" w:themeColor="text1"/>
-          <w:sz w:val="18"/>
-          <w:szCs w:val="18"/>
-          <w:lang w:val="en-US"/>
-        </w:rPr>
-      </w:pPr>
-      <w:r>
-        <w:rPr>
-          <w:rFonts w:ascii="Verdana" w:hAnsi="Verdana" w:cs="Poppins"/>
-          <w:noProof/>
-          <w:color w:val="000000" w:themeColor="text1"/>
-          <w:sz w:val="18"/>
-          <w:szCs w:val="18"/>
-          <w:lang w:val="en-US"/>
-        </w:rPr>
-        <w:t xml:space="preserve">  bottom: 0;</w:t>
-      </w:r>
-    </w:p>
-    <w:p>
-      <w:pPr>
-        <w:spacing w:line="276" w:lineRule="auto"/>
-        <w:jc w:val="both"/>
-        <w:rPr>
-          <w:rFonts w:ascii="Verdana" w:hAnsi="Verdana" w:cs="Poppins"/>
-          <w:noProof/>
-          <w:color w:val="000000" w:themeColor="text1"/>
-          <w:sz w:val="18"/>
-          <w:szCs w:val="18"/>
-          <w:lang w:val="en-US"/>
-        </w:rPr>
-      </w:pPr>
-      <w:r>
-        <w:rPr>
-          <w:rFonts w:ascii="Verdana" w:hAnsi="Verdana" w:cs="Poppins"/>
-          <w:noProof/>
-          <w:color w:val="000000" w:themeColor="text1"/>
-          <w:sz w:val="18"/>
-          <w:szCs w:val="18"/>
-          <w:lang w:val="en-US"/>
-        </w:rPr>
-        <w:t xml:space="preserve">  width: 100%;</w:t>
-      </w:r>
-    </w:p>
-    <w:p>
-      <w:pPr>
-        <w:spacing w:line="276" w:lineRule="auto"/>
-        <w:jc w:val="both"/>
-        <w:rPr>
-          <w:rFonts w:ascii="Verdana" w:hAnsi="Verdana" w:cs="Poppins"/>
-          <w:noProof/>
-          <w:color w:val="000000" w:themeColor="text1"/>
-          <w:sz w:val="18"/>
-          <w:szCs w:val="18"/>
-          <w:lang w:val="en-US"/>
-        </w:rPr>
-      </w:pPr>
-      <w:r>
-        <w:rPr>
-          <w:rFonts w:ascii="Verdana" w:hAnsi="Verdana" w:cs="Poppins"/>
-          <w:noProof/>
-          <w:color w:val="000000" w:themeColor="text1"/>
-          <w:sz w:val="18"/>
-          <w:szCs w:val="18"/>
-          <w:lang w:val="en-US"/>
-        </w:rPr>
-        <w:t>}</w:t>
-      </w:r>
-    </w:p>
-    <w:p>
-      <w:pPr>
-        <w:spacing w:line="276" w:lineRule="auto"/>
-        <w:jc w:val="both"/>
-        <w:rPr>
-          <w:rFonts w:ascii="Verdana" w:hAnsi="Verdana" w:cs="Poppins"/>
-          <w:noProof/>
-          <w:color w:val="000000" w:themeColor="text1"/>
-          <w:sz w:val="18"/>
-          <w:szCs w:val="18"/>
-          <w:lang w:val="en-US"/>
-        </w:rPr>
-      </w:pPr>
-      <w:r>
-        <w:rPr>
-          <w:rFonts w:ascii="Verdana" w:hAnsi="Verdana" w:cs="Poppins"/>
-          <w:noProof/>
-          <w:color w:val="000000" w:themeColor="text1"/>
-          <w:sz w:val="18"/>
-          <w:szCs w:val="18"/>
-          <w:lang w:val="en-US"/>
-        </w:rPr>
-        <w:t>&lt;/style&gt;</w:t>
-      </w:r>
-    </w:p>
-    <w:p>
-      <w:pPr>
-        <w:spacing w:line="276" w:lineRule="auto"/>
-        <w:jc w:val="both"/>
-        <w:rPr>
-          <w:rFonts w:ascii="Verdana" w:hAnsi="Verdana" w:cs="Poppins"/>
-          <w:noProof/>
-          <w:color w:val="000000" w:themeColor="text1"/>
-          <w:sz w:val="18"/>
-          <w:szCs w:val="18"/>
-          <w:lang w:val="en-US"/>
-        </w:rPr>
-      </w:pPr>
-    </w:p>
-    <w:p>
-      <w:pPr>
-        <w:spacing w:line="276" w:lineRule="auto"/>
-        <w:jc w:val="both"/>
-        <w:rPr>
-          <w:rFonts w:ascii="Verdana" w:hAnsi="Verdana" w:cs="Poppins"/>
-          <w:noProof/>
-          <w:color w:val="000000" w:themeColor="text1"/>
-          <w:sz w:val="18"/>
-          <w:szCs w:val="18"/>
-          <w:lang w:val="en-US"/>
-        </w:rPr>
-      </w:pPr>
-    </w:p>
-    <w:p>
-      <w:pPr>
-        <w:spacing w:line="276" w:lineRule="auto"/>
-        <w:jc w:val="both"/>
-        <w:rPr>
-          <w:rFonts w:ascii="Verdana" w:hAnsi="Verdana" w:cs="Poppins"/>
-          <w:noProof/>
-          <w:color w:val="000000" w:themeColor="text1"/>
-          <w:sz w:val="18"/>
-          <w:szCs w:val="18"/>
-          <w:lang w:val="en-US"/>
-        </w:rPr>
-      </w:pPr>
-    </w:p>
-    <w:p>
-      <w:pPr>
-        <w:spacing w:line="276" w:lineRule="auto"/>
-        <w:jc w:val="both"/>
-        <w:rPr>
-          <w:rFonts w:ascii="Verdana" w:hAnsi="Verdana" w:cs="Poppins"/>
-          <w:noProof/>
-          <w:color w:val="000000" w:themeColor="text1"/>
-          <w:sz w:val="18"/>
-          <w:szCs w:val="18"/>
-          <w:lang w:val="en-US"/>
-        </w:rPr>
-      </w:pPr>
-    </w:p>
-    <w:p>
-      <w:pPr>
-        <w:spacing w:line="276" w:lineRule="auto"/>
-        <w:jc w:val="both"/>
-        <w:rPr>
-          <w:rFonts w:ascii="Verdana" w:hAnsi="Verdana" w:cs="Poppins"/>
-          <w:noProof/>
-          <w:color w:val="000000" w:themeColor="text1"/>
-          <w:sz w:val="18"/>
-          <w:szCs w:val="18"/>
-          <w:lang w:val="en-US"/>
-        </w:rPr>
-      </w:pPr>
-    </w:p>
-    <w:p>
-      <w:pPr>
-        <w:spacing w:line="276" w:lineRule="auto"/>
-        <w:jc w:val="both"/>
-        <w:rPr>
-          <w:rFonts w:ascii="Verdana" w:hAnsi="Verdana" w:cs="Poppins"/>
-          <w:b/>
-          <w:bCs/>
-          <w:noProof/>
-          <w:color w:val="000000" w:themeColor="text1"/>
-          <w:sz w:val="18"/>
-          <w:szCs w:val="18"/>
-        </w:rPr>
-      </w:pPr>
-      <w:r>
-        <w:rPr>
-          <w:rFonts w:ascii="Verdana" w:hAnsi="Verdana" w:cs="Poppins"/>
-          <w:b/>
-          <w:bCs/>
-          <w:noProof/>
-          <w:color w:val="000000" w:themeColor="text1"/>
-          <w:sz w:val="18"/>
-          <w:szCs w:val="18"/>
-        </w:rPr>
-        <w:lastRenderedPageBreak/>
-        <mc:AlternateContent>
-          <mc:Choice Requires="wps">
-            <w:drawing>
-              <wp:anchor distT="0" distB="0" distL="114300" distR="114300" simplePos="0" relativeHeight="251662336" behindDoc="1" locked="0" layoutInCell="1" allowOverlap="1" wp14:anchorId="0B22654D" wp14:editId="495DE9D1">
-                <wp:simplePos x="0" y="0"/>
-                <wp:positionH relativeFrom="column">
-                  <wp:posOffset>-380877</wp:posOffset>
-                </wp:positionH>
-                <wp:positionV relativeFrom="paragraph">
-                  <wp:posOffset>115591</wp:posOffset>
-                </wp:positionV>
-                <wp:extent cx="3192596" cy="3392130"/>
-                <wp:effectExtent l="0" t="0" r="27305" b="18415"/>
-                <wp:wrapNone/>
-                <wp:docPr id="668491905" name="Retângulo: Cantos Arredondados 4"/>
-                <wp:cNvGraphicFramePr/>
-                <a:graphic xmlns:a="http://schemas.openxmlformats.org/drawingml/2006/main">
-                  <a:graphicData uri="http://schemas.microsoft.com/office/word/2010/wordprocessingShape">
-                    <wps:wsp>
-                      <wps:cNvSpPr/>
-                      <wps:spPr>
-                        <a:xfrm>
-                          <a:off x="0" y="0"/>
-                          <a:ext cx="3192596" cy="3392130"/>
-                        </a:xfrm>
-                        <a:prstGeom prst="roundRect">
-                          <a:avLst/>
-                        </a:prstGeom>
-                      </wps:spPr>
-                      <wps:style>
-                        <a:lnRef idx="1">
-                          <a:schemeClr val="accent3"/>
-                        </a:lnRef>
-                        <a:fillRef idx="2">
-                          <a:schemeClr val="accent3"/>
-                        </a:fillRef>
-                        <a:effectRef idx="1">
-                          <a:schemeClr val="accent3"/>
-                        </a:effectRef>
-                        <a:fontRef idx="minor">
-                          <a:schemeClr val="dk1"/>
-                        </a:fontRef>
-                      </wps:style>
-                      <wps:bodyPr rot="0" spcFirstLastPara="0" vertOverflow="overflow" horzOverflow="overflow" vert="horz" wrap="square" lIns="91440" tIns="45720" rIns="91440" bIns="45720" numCol="1" spcCol="0" rtlCol="0" fromWordArt="0" anchor="ctr" anchorCtr="0" forceAA="0" compatLnSpc="1">
-                        <a:prstTxWarp prst="textNoShape">
-                          <a:avLst/>
-                        </a:prstTxWarp>
-                        <a:noAutofit/>
-                      </wps:bodyPr>
-                    </wps:wsp>
-                  </a:graphicData>
-                </a:graphic>
-                <wp14:sizeRelH relativeFrom="margin">
-                  <wp14:pctWidth>0</wp14:pctWidth>
-                </wp14:sizeRelH>
-                <wp14:sizeRelV relativeFrom="margin">
-                  <wp14:pctHeight>0</wp14:pctHeight>
-                </wp14:sizeRelV>
-              </wp:anchor>
-            </w:drawing>
-          </mc:Choice>
-          <mc:Fallback>
-            <w:pict>
-              <v:roundrect w14:anchorId="259ABAE6" id="Retângulo: Cantos Arredondados 4" o:spid="_x0000_s1026" style="position:absolute;margin-left:-30pt;margin-top:9.1pt;width:251.4pt;height:267.1pt;z-index:-251654144;visibility:visible;mso-wrap-style:square;mso-width-percent:0;mso-height-percent:0;mso-wrap-distance-left:9pt;mso-wrap-distance-top:0;mso-wrap-distance-right:9pt;mso-wrap-distance-bottom:0;mso-position-horizontal:absolute;mso-position-horizontal-relative:text;mso-position-vertical:absolute;mso-position-vertical-relative:text;mso-width-percent:0;mso-height-percent:0;mso-width-relative:margin;mso-height-relative:margin;v-text-anchor:middle" arcsize="10923f" o:gfxdata="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" fillcolor="#c3c3c3 [2166]" strokecolor="#a5a5a5 [3206]" strokeweight=".5pt">
-                <v:fill color2="#b6b6b6 [2614]" rotate="t" colors="0 #d2d2d2;.5 #c8c8c8;1 silver" focus="100%" type="gradient">
-                  <o:fill v:ext="view" type="gradientUnscaled"/>
-                </v:fill>
-                <v:stroke joinstyle="miter"/>
-              </v:roundrect>
-            </w:pict>
-          </mc:Fallback>
-        </mc:AlternateContent>
-      </w:r>
-      <w:r>
-        <w:rPr>
-          <w:rFonts w:ascii="Verdana" w:hAnsi="Verdana" w:cs="Poppins"/>
-          <w:b/>
-          <w:bCs/>
-          <w:noProof/>
-          <w:color w:val="000000" w:themeColor="text1"/>
-          <w:sz w:val="18"/>
-          <w:szCs w:val="18"/>
-          <w:highlight w:val="yellow"/>
-        </w:rPr>
-        <w:t>Por fim, modifique o arquivo App.vue para incluir os componentes Header e Footer:</w:t>
-      </w:r>
-    </w:p>
-    <w:p>
-      <w:pPr>
-        <w:spacing w:line="276" w:lineRule="auto"/>
-        <w:jc w:val="both"/>
-        <w:rPr>
-          <w:rFonts w:ascii="Verdana" w:hAnsi="Verdana" w:cs="Poppins"/>
-          <w:b/>
-          <w:bCs/>
-          <w:noProof/>
-          <w:color w:val="000000" w:themeColor="text1"/>
-          <w:sz w:val="18"/>
-          <w:szCs w:val="18"/>
-          <w:lang w:val="en-US"/>
-        </w:rPr>
-      </w:pPr>
-      <w:r>
-        <w:rPr>
-          <w:rFonts w:ascii="Verdana" w:hAnsi="Verdana" w:cs="Poppins"/>
-          <w:b/>
-          <w:bCs/>
-          <w:noProof/>
-          <w:color w:val="000000" w:themeColor="text1"/>
-          <w:sz w:val="18"/>
-          <w:szCs w:val="18"/>
-          <w:lang w:val="en-US"/>
-        </w:rPr>
-        <w:t>&lt;template&gt;</w:t>
-      </w:r>
-    </w:p>
-    <w:p>
-      <w:pPr>
-        <w:spacing w:line="276" w:lineRule="auto"/>
-        <w:jc w:val="both"/>
-        <w:rPr>
-          <w:rFonts w:ascii="Verdana" w:hAnsi="Verdana" w:cs="Poppins"/>
-          <w:noProof/>
-          <w:color w:val="000000" w:themeColor="text1"/>
-          <w:sz w:val="18"/>
-          <w:szCs w:val="18"/>
-          <w:lang w:val="en-US"/>
-        </w:rPr>
-      </w:pPr>
-      <w:r>
-        <w:rPr>
-          <w:rFonts w:ascii="Verdana" w:hAnsi="Verdana" w:cs="Poppins"/>
-          <w:noProof/>
-          <w:color w:val="000000" w:themeColor="text1"/>
-          <w:sz w:val="18"/>
-          <w:szCs w:val="18"/>
-          <w:lang w:val="en-US"/>
-        </w:rPr>
-        <w:t xml:space="preserve">  &lt;div id="app"&gt;</w:t>
-      </w:r>
-    </w:p>
-    <w:p>
-      <w:pPr>
-        <w:spacing w:line="276" w:lineRule="auto"/>
-        <w:jc w:val="both"/>
-        <w:rPr>
-          <w:rFonts w:ascii="Verdana" w:hAnsi="Verdana" w:cs="Poppins"/>
-          <w:noProof/>
-          <w:color w:val="000000" w:themeColor="text1"/>
-          <w:sz w:val="18"/>
-          <w:szCs w:val="18"/>
-          <w:lang w:val="en-US"/>
-        </w:rPr>
-      </w:pPr>
-      <w:r>
-        <w:rPr>
-          <w:rFonts w:ascii="Verdana" w:hAnsi="Verdana" w:cs="Poppins"/>
-          <w:noProof/>
-          <w:color w:val="000000" w:themeColor="text1"/>
-          <w:sz w:val="18"/>
-          <w:szCs w:val="18"/>
-          <w:lang w:val="en-US"/>
-        </w:rPr>
-        <w:t xml:space="preserve">    &lt;Header /&gt;</w:t>
-      </w:r>
-    </w:p>
-    <w:p>
-      <w:pPr>
-        <w:spacing w:line="276" w:lineRule="auto"/>
-        <w:jc w:val="both"/>
-        <w:rPr>
-          <w:rFonts w:ascii="Verdana" w:hAnsi="Verdana" w:cs="Poppins"/>
-          <w:noProof/>
-          <w:color w:val="000000" w:themeColor="text1"/>
-          <w:sz w:val="18"/>
-          <w:szCs w:val="18"/>
-          <w:lang w:val="en-US"/>
-        </w:rPr>
-      </w:pPr>
-      <w:r>
-        <w:rPr>
-          <w:rFonts w:ascii="Verdana" w:hAnsi="Verdana" w:cs="Poppins"/>
-          <w:noProof/>
-          <w:color w:val="000000" w:themeColor="text1"/>
-          <w:sz w:val="18"/>
-          <w:szCs w:val="18"/>
-          <w:lang w:val="en-US"/>
-        </w:rPr>
-        <w:t xml:space="preserve">    &lt;router-view/&gt;</w:t>
-      </w:r>
-    </w:p>
-    <w:p>
-      <w:pPr>
-        <w:spacing w:line="276" w:lineRule="auto"/>
-        <w:jc w:val="both"/>
-        <w:rPr>
-          <w:rFonts w:ascii="Verdana" w:hAnsi="Verdana" w:cs="Poppins"/>
-          <w:noProof/>
-          <w:color w:val="000000" w:themeColor="text1"/>
-          <w:sz w:val="18"/>
-          <w:szCs w:val="18"/>
-          <w:lang w:val="en-US"/>
-        </w:rPr>
-      </w:pPr>
-      <w:r>
-        <w:rPr>
-          <w:rFonts w:ascii="Verdana" w:hAnsi="Verdana" w:cs="Poppins"/>
-          <w:noProof/>
-          <w:color w:val="000000" w:themeColor="text1"/>
-          <w:sz w:val="18"/>
-          <w:szCs w:val="18"/>
-          <w:lang w:val="en-US"/>
-        </w:rPr>
-        <w:t xml:space="preserve">    &lt;Footer /&gt;</w:t>
-      </w:r>
-    </w:p>
-    <w:p>
-      <w:pPr>
-        <w:spacing w:line="276" w:lineRule="auto"/>
-        <w:jc w:val="both"/>
-        <w:rPr>
-          <w:rFonts w:ascii="Verdana" w:hAnsi="Verdana" w:cs="Poppins"/>
-          <w:noProof/>
-          <w:color w:val="000000" w:themeColor="text1"/>
-          <w:sz w:val="18"/>
-          <w:szCs w:val="18"/>
-          <w:lang w:val="en-US"/>
-        </w:rPr>
-      </w:pPr>
-      <w:r>
-        <w:rPr>
-          <w:rFonts w:ascii="Verdana" w:hAnsi="Verdana" w:cs="Poppins"/>
-          <w:noProof/>
-          <w:color w:val="000000" w:themeColor="text1"/>
-          <w:sz w:val="18"/>
-          <w:szCs w:val="18"/>
-          <w:lang w:val="en-US"/>
-        </w:rPr>
-        <w:t xml:space="preserve">  &lt;/div&gt;</w:t>
-      </w:r>
-    </w:p>
-    <w:p>
-      <w:pPr>
-        <w:spacing w:line="276" w:lineRule="auto"/>
-        <w:jc w:val="both"/>
-        <w:rPr>
-          <w:rFonts w:ascii="Verdana" w:hAnsi="Verdana" w:cs="Poppins"/>
-          <w:noProof/>
-          <w:color w:val="000000" w:themeColor="text1"/>
-          <w:sz w:val="18"/>
-          <w:szCs w:val="18"/>
-          <w:lang w:val="en-US"/>
-        </w:rPr>
-      </w:pPr>
-      <w:r>
-        <w:rPr>
-          <w:rFonts w:ascii="Verdana" w:hAnsi="Verdana" w:cs="Poppins"/>
-          <w:noProof/>
-          <w:color w:val="000000" w:themeColor="text1"/>
-          <w:sz w:val="18"/>
-          <w:szCs w:val="18"/>
-          <w:lang w:val="en-US"/>
-        </w:rPr>
-        <w:t>&lt;/template&gt;</w:t>
-      </w:r>
-    </w:p>
-    <w:p>
-      <w:pPr>
-        <w:spacing w:line="276" w:lineRule="auto"/>
-        <w:jc w:val="both"/>
-        <w:rPr>
-          <w:rFonts w:ascii="Verdana" w:hAnsi="Verdana" w:cs="Poppins"/>
-          <w:noProof/>
-          <w:color w:val="000000" w:themeColor="text1"/>
-          <w:sz w:val="18"/>
-          <w:szCs w:val="18"/>
-          <w:lang w:val="en-US"/>
-        </w:rPr>
-      </w:pPr>
-    </w:p>
-    <w:p>
-      <w:pPr>
-        <w:spacing w:line="276" w:lineRule="auto"/>
-        <w:jc w:val="both"/>
-        <w:rPr>
-          <w:rFonts w:ascii="Verdana" w:hAnsi="Verdana" w:cs="Poppins"/>
-          <w:noProof/>
-          <w:color w:val="000000" w:themeColor="text1"/>
-          <w:sz w:val="18"/>
-          <w:szCs w:val="18"/>
-          <w:lang w:val="en-US"/>
-        </w:rPr>
-      </w:pPr>
-      <w:r>
-        <w:rPr>
-          <w:rFonts w:ascii="Verdana" w:hAnsi="Verdana" w:cs="Poppins"/>
-          <w:noProof/>
-          <w:color w:val="000000" w:themeColor="text1"/>
-          <w:sz w:val="18"/>
-          <w:szCs w:val="18"/>
-          <w:lang w:val="en-US"/>
-        </w:rPr>
-        <w:t>&lt;script&gt;</w:t>
-      </w:r>
-    </w:p>
-    <w:p>
-      <w:pPr>
-        <w:spacing w:line="276" w:lineRule="auto"/>
-        <w:jc w:val="both"/>
-        <w:rPr>
-          <w:rFonts w:ascii="Verdana" w:hAnsi="Verdana" w:cs="Poppins"/>
-          <w:noProof/>
-          <w:color w:val="000000" w:themeColor="text1"/>
-          <w:sz w:val="18"/>
-          <w:szCs w:val="18"/>
-          <w:lang w:val="en-US"/>
-        </w:rPr>
-      </w:pPr>
-      <w:r>
-        <w:rPr>
-          <w:rFonts w:ascii="Verdana" w:hAnsi="Verdana" w:cs="Poppins"/>
-          <w:noProof/>
-          <w:color w:val="000000" w:themeColor="text1"/>
-          <w:sz w:val="18"/>
-          <w:szCs w:val="18"/>
-          <w:lang w:val="en-US"/>
-        </w:rPr>
-        <w:t>import Header from './components/Header.vue'</w:t>
-      </w:r>
-    </w:p>
-    <w:p>
-      <w:pPr>
-        <w:spacing w:line="276" w:lineRule="auto"/>
-        <w:jc w:val="both"/>
-        <w:rPr>
-          <w:rFonts w:ascii="Verdana" w:hAnsi="Verdana" w:cs="Poppins"/>
-          <w:noProof/>
-          <w:color w:val="000000" w:themeColor="text1"/>
-          <w:sz w:val="18"/>
-          <w:szCs w:val="18"/>
-          <w:lang w:val="en-US"/>
-        </w:rPr>
-      </w:pPr>
-      <w:r>
-        <w:rPr>
-          <w:rFonts w:ascii="Verdana" w:hAnsi="Verdana" w:cs="Poppins"/>
-          <w:noProof/>
-          <w:color w:val="000000" w:themeColor="text1"/>
-          <w:sz w:val="18"/>
-          <w:szCs w:val="18"/>
-          <w:lang w:val="en-US"/>
-        </w:rPr>
-        <w:t>import Footer from './components/Footer.vue'</w:t>
-      </w:r>
-    </w:p>
-    <w:p>
-      <w:pPr>
-        <w:spacing w:line="276" w:lineRule="auto"/>
-        <w:jc w:val="both"/>
-        <w:rPr>
-          <w:rFonts w:ascii="Verdana" w:hAnsi="Verdana" w:cs="Poppins"/>
-          <w:noProof/>
-          <w:color w:val="000000" w:themeColor="text1"/>
-          <w:sz w:val="18"/>
-          <w:szCs w:val="18"/>
-          <w:lang w:val="en-US"/>
-        </w:rPr>
-      </w:pPr>
-    </w:p>
-    <w:p>
-      <w:pPr>
-        <w:spacing w:line="276" w:lineRule="auto"/>
-        <w:jc w:val="both"/>
-        <w:rPr>
-          <w:rFonts w:ascii="Verdana" w:hAnsi="Verdana" w:cs="Poppins"/>
-          <w:noProof/>
-          <w:color w:val="000000" w:themeColor="text1"/>
-          <w:sz w:val="18"/>
-          <w:szCs w:val="18"/>
-          <w:lang w:val="en-US"/>
-        </w:rPr>
-      </w:pPr>
-      <w:r>
-        <w:rPr>
-          <w:rFonts w:ascii="Verdana" w:hAnsi="Verdana" w:cs="Poppins"/>
-          <w:noProof/>
-          <w:color w:val="000000" w:themeColor="text1"/>
-          <w:sz w:val="18"/>
-          <w:szCs w:val="18"/>
-          <w:lang w:val="en-US"/>
-        </w:rPr>
-        <w:t>export default {</w:t>
-      </w:r>
-    </w:p>
-    <w:p>
-      <w:pPr>
-        <w:spacing w:line="276" w:lineRule="auto"/>
-        <w:jc w:val="both"/>
-        <w:rPr>
-          <w:rFonts w:ascii="Verdana" w:hAnsi="Verdana" w:cs="Poppins"/>
-          <w:noProof/>
-          <w:color w:val="000000" w:themeColor="text1"/>
-          <w:sz w:val="18"/>
-          <w:szCs w:val="18"/>
-          <w:lang w:val="en-US"/>
-        </w:rPr>
-      </w:pPr>
-      <w:r>
-        <w:rPr>
-          <w:rFonts w:ascii="Verdana" w:hAnsi="Verdana" w:cs="Poppins"/>
-          <w:noProof/>
-          <w:color w:val="000000" w:themeColor="text1"/>
-          <w:sz w:val="18"/>
-          <w:szCs w:val="18"/>
-          <w:lang w:val="en-US"/>
-        </w:rPr>
-        <w:t xml:space="preserve">  name: 'App',</w:t>
-      </w:r>
-    </w:p>
-    <w:p>
-      <w:pPr>
-        <w:spacing w:line="276" w:lineRule="auto"/>
-        <w:jc w:val="both"/>
-        <w:rPr>
-          <w:rFonts w:ascii="Verdana" w:hAnsi="Verdana" w:cs="Poppins"/>
-          <w:noProof/>
-          <w:color w:val="000000" w:themeColor="text1"/>
-          <w:sz w:val="18"/>
-          <w:szCs w:val="18"/>
-          <w:lang w:val="en-US"/>
-        </w:rPr>
-      </w:pPr>
-      <w:r>
-        <w:rPr>
-          <w:rFonts w:ascii="Verdana" w:hAnsi="Verdana" w:cs="Poppins"/>
-          <w:noProof/>
-          <w:color w:val="000000" w:themeColor="text1"/>
-          <w:sz w:val="18"/>
-          <w:szCs w:val="18"/>
-          <w:lang w:val="en-US"/>
-        </w:rPr>
-        <w:t xml:space="preserve">  components: {</w:t>
-      </w:r>
-    </w:p>
-    <w:p>
-      <w:pPr>
-        <w:spacing w:line="276" w:lineRule="auto"/>
-        <w:jc w:val="both"/>
-        <w:rPr>
-          <w:rFonts w:ascii="Verdana" w:hAnsi="Verdana" w:cs="Poppins"/>
-          <w:noProof/>
-          <w:color w:val="000000" w:themeColor="text1"/>
-          <w:sz w:val="18"/>
-          <w:szCs w:val="18"/>
-        </w:rPr>
-      </w:pPr>
-      <w:r>
-        <w:rPr>
-          <w:rFonts w:ascii="Verdana" w:hAnsi="Verdana" w:cs="Poppins"/>
-          <w:noProof/>
-          <w:color w:val="000000" w:themeColor="text1"/>
-          <w:sz w:val="18"/>
-          <w:szCs w:val="18"/>
-          <w:lang w:val="en-US"/>
-        </w:rPr>
-        <w:t xml:space="preserve">    </w:t>
-      </w:r>
-      <w:r>
-        <w:rPr>
-          <w:rFonts w:ascii="Verdana" w:hAnsi="Verdana" w:cs="Poppins"/>
-          <w:noProof/>
-          <w:color w:val="000000" w:themeColor="text1"/>
-          <w:sz w:val="18"/>
-          <w:szCs w:val="18"/>
-        </w:rPr>
-        <w:t>Header,</w:t>
-      </w:r>
-    </w:p>
-    <w:p>
-      <w:pPr>
-        <w:spacing w:line="276" w:lineRule="auto"/>
-        <w:jc w:val="both"/>
-        <w:rPr>
-          <w:rFonts w:ascii="Verdana" w:hAnsi="Verdana" w:cs="Poppins"/>
-          <w:noProof/>
-          <w:color w:val="000000" w:themeColor="text1"/>
-          <w:sz w:val="18"/>
-          <w:szCs w:val="18"/>
-        </w:rPr>
-      </w:pPr>
-      <w:r>
-        <w:rPr>
-          <w:rFonts w:ascii="Verdana" w:hAnsi="Verdana" w:cs="Poppins"/>
-          <w:noProof/>
-          <w:color w:val="000000" w:themeColor="text1"/>
-          <w:sz w:val="18"/>
-          <w:szCs w:val="18"/>
-        </w:rPr>
-        <w:t xml:space="preserve">    Footer</w:t>
-      </w:r>
-    </w:p>
-    <w:p>
-      <w:pPr>
-        <w:spacing w:line="276" w:lineRule="auto"/>
-        <w:jc w:val="both"/>
-        <w:rPr>
-          <w:rFonts w:ascii="Verdana" w:hAnsi="Verdana" w:cs="Poppins"/>
-          <w:noProof/>
-          <w:color w:val="000000" w:themeColor="text1"/>
-          <w:sz w:val="18"/>
-          <w:szCs w:val="18"/>
-        </w:rPr>
-      </w:pPr>
-      <w:r>
-        <w:rPr>
-          <w:rFonts w:ascii="Verdana" w:hAnsi="Verdana" w:cs="Poppins"/>
-          <w:noProof/>
-          <w:color w:val="000000" w:themeColor="text1"/>
-          <w:sz w:val="18"/>
-          <w:szCs w:val="18"/>
-        </w:rPr>
-        <w:t xml:space="preserve">  }</w:t>
-      </w:r>
-    </w:p>
-    <w:p>
-      <w:pPr>
-        <w:spacing w:line="276" w:lineRule="auto"/>
-        <w:jc w:val="both"/>
-        <w:rPr>
-          <w:rFonts w:ascii="Verdana" w:hAnsi="Verdana" w:cs="Poppins"/>
-          <w:noProof/>
-          <w:color w:val="000000" w:themeColor="text1"/>
-          <w:sz w:val="18"/>
-          <w:szCs w:val="18"/>
-        </w:rPr>
-      </w:pPr>
-      <w:r>
-        <w:rPr>
-          <w:rFonts w:ascii="Verdana" w:hAnsi="Verdana" w:cs="Poppins"/>
-          <w:noProof/>
-          <w:color w:val="000000" w:themeColor="text1"/>
-          <w:sz w:val="18"/>
-          <w:szCs w:val="18"/>
-        </w:rPr>
-        <w:t>}</w:t>
-      </w:r>
-    </w:p>
-    <w:p>
-      <w:pPr>
-        <w:spacing w:line="276" w:lineRule="auto"/>
-        <w:jc w:val="both"/>
-        <w:rPr>
-          <w:rFonts w:ascii="Verdana" w:hAnsi="Verdana" w:cs="Poppins"/>
-          <w:noProof/>
-          <w:color w:val="000000" w:themeColor="text1"/>
-          <w:sz w:val="18"/>
-          <w:szCs w:val="18"/>
-        </w:rPr>
-      </w:pPr>
-      <w:r>
-        <w:rPr>
-          <w:rFonts w:ascii="Verdana" w:hAnsi="Verdana" w:cs="Poppins"/>
-          <w:noProof/>
-          <w:color w:val="000000" w:themeColor="text1"/>
-          <w:sz w:val="18"/>
-          <w:szCs w:val="18"/>
-        </w:rPr>
-        <w:t>&lt;/script&gt;</w:t>
-      </w:r>
-    </w:p>
-    <w:p>
-      <w:pPr>
-        <w:spacing w:line="276" w:lineRule="auto"/>
-        <w:jc w:val="both"/>
-        <w:rPr>
-          <w:rFonts w:ascii="Verdana" w:hAnsi="Verdana" w:cs="Poppins"/>
-          <w:noProof/>
-          <w:color w:val="000000" w:themeColor="text1"/>
-          <w:sz w:val="18"/>
-          <w:szCs w:val="18"/>
-        </w:rPr>
-      </w:pPr>
-    </w:p>
-    <w:p>
-      <w:pPr>
-        <w:spacing w:line="276" w:lineRule="auto"/>
-        <w:jc w:val="both"/>
-        <w:rPr>
-          <w:rFonts w:ascii="Verdana" w:hAnsi="Verdana" w:cs="Poppins"/>
-          <w:b/>
-          <w:bCs/>
-          <w:noProof/>
-          <w:color w:val="000000" w:themeColor="text1"/>
-          <w:sz w:val="18"/>
-          <w:szCs w:val="18"/>
-          <w:u w:val="single"/>
-        </w:rPr>
-      </w:pPr>
-    </w:p>
-    <w:p>
-      <w:pPr>
-        <w:spacing w:line="276" w:lineRule="auto"/>
-        <w:ind w:left="1440"/>
-        <w:jc w:val="both"/>
-        <w:rPr>
-          <w:rFonts w:ascii="Verdana" w:hAnsi="Verdana" w:cs="Poppins"/>
-          <w:b/>
-          <w:bCs/>
-          <w:noProof/>
-          <w:color w:val="000000" w:themeColor="text1"/>
-          <w:sz w:val="18"/>
-          <w:szCs w:val="18"/>
-          <w:u w:val="single"/>
-        </w:rPr>
-      </w:pPr>
-      <w:r>
-        <w:rPr>
-          <w:rFonts w:ascii="Verdana" w:hAnsi="Verdana" w:cs="Poppins"/>
-          <w:b/>
-          <w:bCs/>
-          <w:noProof/>
-          <w:color w:val="000000" w:themeColor="text1"/>
-          <w:sz w:val="18"/>
-          <w:szCs w:val="18"/>
-          <w:highlight w:val="yellow"/>
-          <w:u w:val="single"/>
-        </w:rPr>
-        <w:t>Salve as alterações e verifique o resultado no navegador.</w:t>
-      </w:r>
-    </w:p>
-    <w:p>
-      <w:pPr>
-        <w:spacing w:line="276" w:lineRule="auto"/>
-        <w:jc w:val="both"/>
-        <w:rPr>
-          <w:rFonts w:ascii="Verdana" w:hAnsi="Verdana" w:cs="Poppins"/>
-          <w:noProof/>
-          <w:color w:val="000000" w:themeColor="text1"/>
-          <w:sz w:val="18"/>
-          <w:szCs w:val="18"/>
-        </w:rPr>
-      </w:pPr>
-    </w:p>
-    <w:p>
-      <w:pPr>
-        <w:spacing w:line="276" w:lineRule="auto"/>
-        <w:jc w:val="both"/>
-        <w:rPr>
-          <w:rFonts w:ascii="Verdana" w:hAnsi="Verdana" w:cs="Poppins"/>
-          <w:noProof/>
-          <w:color w:val="000000" w:themeColor="text1"/>
-          <w:sz w:val="18"/>
-          <w:szCs w:val="18"/>
-        </w:rPr>
-      </w:pPr>
-      <w:r>
-        <w:rPr>
-          <w:rFonts w:ascii="Verdana" w:hAnsi="Verdana" w:cs="Poppins"/>
-          <w:noProof/>
-          <w:color w:val="000000" w:themeColor="text1"/>
-          <w:sz w:val="18"/>
-          <w:szCs w:val="18"/>
-        </w:rPr>
-        <w:t>Explicações:</w:t>
-      </w:r>
-    </w:p>
-    <w:p>
-      <w:pPr>
-        <w:spacing w:line="276" w:lineRule="auto"/>
-        <w:jc w:val="both"/>
-        <w:rPr>
-          <w:rFonts w:ascii="Verdana" w:hAnsi="Verdana" w:cs="Poppins"/>
-          <w:noProof/>
-          <w:color w:val="000000" w:themeColor="text1"/>
-          <w:sz w:val="18"/>
-          <w:szCs w:val="18"/>
-        </w:rPr>
-      </w:pPr>
-    </w:p>
-    <w:p>
-      <w:pPr>
-        <w:spacing w:line="276" w:lineRule="auto"/>
-        <w:jc w:val="both"/>
-        <w:rPr>
-          <w:rFonts w:ascii="Verdana" w:hAnsi="Verdana" w:cs="Poppins"/>
-          <w:noProof/>
-          <w:color w:val="000000" w:themeColor="text1"/>
-          <w:sz w:val="18"/>
-          <w:szCs w:val="18"/>
-        </w:rPr>
-      </w:pPr>
-      <w:r>
-        <w:rPr>
-          <w:rFonts w:ascii="Verdana" w:hAnsi="Verdana" w:cs="Poppins"/>
-          <w:noProof/>
-          <w:color w:val="000000" w:themeColor="text1"/>
-          <w:sz w:val="18"/>
-          <w:szCs w:val="18"/>
-        </w:rPr>
-        <w:t>O arquivo principal é o App.vue, que vai servir como ponto de entrada para os componentes que você criou. Header.vue e Footer.vue</w:t>
-      </w:r>
-      <w:r>
-        <w:rPr>
-          <w:rFonts w:ascii="Verdana" w:hAnsi="Verdana" w:cs="Poppins"/>
-          <w:noProof/>
-          <w:color w:val="000000" w:themeColor="text1"/>
-          <w:sz w:val="18"/>
-          <w:szCs w:val="18"/>
-        </w:rPr>
-        <w:t>.</w:t>
-      </w:r>
-    </w:p>
-    <w:p>
-      <w:pPr>
-        <w:spacing w:line="276" w:lineRule="auto"/>
-        <w:jc w:val="both"/>
-        <w:rPr>
-          <w:rFonts w:ascii="Verdana" w:hAnsi="Verdana" w:cs="Poppins"/>
-          <w:noProof/>
-          <w:color w:val="000000" w:themeColor="text1"/>
-          <w:sz w:val="18"/>
-          <w:szCs w:val="18"/>
-        </w:rPr>
-      </w:pPr>
-      <w:r>
-        <w:rPr>
-          <w:rFonts w:ascii="Verdana" w:hAnsi="Verdana" w:cs="Poppins"/>
-          <w:noProof/>
-          <w:color w:val="000000" w:themeColor="text1"/>
-          <w:sz w:val="18"/>
-          <w:szCs w:val="18"/>
-        </w:rPr>
-        <w:t>Quando você acessa a aplicação no navegador, o Vue.js pega o conteúdo do App.vue e renderiza na tela. O &lt;Header /&gt; e &lt;Footer /&gt; são substituídos pelo conteúdo dos respectivos componentes (Header.vue e Footer.vue).</w:t>
-      </w:r>
-    </w:p>
-    <w:p>
-      <w:pPr>
-        <w:spacing w:line="276" w:lineRule="auto"/>
-        <w:jc w:val="both"/>
-        <w:rPr>
-          <w:rFonts w:ascii="Verdana" w:hAnsi="Verdana" w:cs="Poppins"/>
-          <w:noProof/>
-          <w:color w:val="000000" w:themeColor="text1"/>
-          <w:sz w:val="18"/>
-          <w:szCs w:val="18"/>
-        </w:rPr>
-      </w:pPr>
-    </w:p>
-    <w:p>
-      <w:pPr>
-        <w:spacing w:line="276" w:lineRule="auto"/>
-        <w:jc w:val="both"/>
-        <w:rPr>
-          <w:rFonts w:ascii="Verdana" w:hAnsi="Verdana" w:cs="Poppins"/>
-          <w:b/>
-          <w:bCs/>
-          <w:noProof/>
-          <w:color w:val="000000" w:themeColor="text1"/>
-          <w:sz w:val="18"/>
-          <w:szCs w:val="18"/>
-        </w:rPr>
-      </w:pPr>
-      <w:r>
-        <w:rPr>
-          <w:rFonts w:ascii="Verdana" w:hAnsi="Verdana" w:cs="Poppins"/>
-          <w:b/>
-          <w:bCs/>
-          <w:noProof/>
-          <w:color w:val="000000" w:themeColor="text1"/>
-          <w:sz w:val="18"/>
-          <w:szCs w:val="18"/>
-          <w:highlight w:val="yellow"/>
-        </w:rPr>
-        <w:t>Assim, a página terá um cabeçalho na parte superior e um rodapé na parte inferior, com o título da página entre eles.</w:t>
+        <w:t>03- Quais empresas e produtos usam esta ferramenta?</w:t>
       </w:r>
     </w:p>
     <w:sectPr>
-      <w:headerReference w:type="default" r:id="rId11"/>
-      <w:footerReference w:type="even" r:id="rId12"/>
-      <w:footerReference w:type="default" r:id="rId13"/>
+      <w:headerReference w:type="default" r:id="rId10"/>
+      <w:footerReference w:type="even" r:id="rId11"/>
+      <w:footerReference w:type="default" r:id="rId12"/>
       <w:pgSz w:w="11907" w:h="16840" w:code="9"/>
       <w:pgMar w:top="1134" w:right="1134" w:bottom="1134" w:left="1134" w:header="709" w:footer="709" w:gutter="0"/>
       <w:cols w:space="708"/>
@@ -5106,6 +2132,95 @@
     </w:lvl>
   </w:abstractNum>
   <w:abstractNum w:abstractNumId="9" w15:restartNumberingAfterBreak="0">
+    <w:nsid w:val="27B3402F"/>
+    <w:multiLevelType w:val="hybridMultilevel"/>
+    <w:tmpl w:val="FE5C9DBA"/>
+    <w:lvl w:ilvl="0" w:tplc="7FCC41FE">
+      <w:start w:val="1"/>
+      <w:numFmt w:val="decimalZero"/>
+      <w:lvlText w:val="%1-"/>
+      <w:lvlJc w:val="left"/>
+      <w:pPr>
+        <w:ind w:left="720" w:hanging="360"/>
+      </w:pPr>
+      <w:rPr>
+        <w:rFonts w:hint="default"/>
+      </w:rPr>
+    </w:lvl>
+    <w:lvl w:ilvl="1" w:tplc="04160019" w:tentative="1">
+      <w:start w:val="1"/>
+      <w:numFmt w:val="lowerLetter"/>
+      <w:lvlText w:val="%2."/>
+      <w:lvlJc w:val="left"/>
+      <w:pPr>
+        <w:ind w:left="1440" w:hanging="360"/>
+      </w:pPr>
+    </w:lvl>
+    <w:lvl w:ilvl="2" w:tplc="0416001B" w:tentative="1">
+      <w:start w:val="1"/>
+      <w:numFmt w:val="lowerRoman"/>
+      <w:lvlText w:val="%3."/>
+      <w:lvlJc w:val="right"/>
+      <w:pPr>
+        <w:ind w:left="2160" w:hanging="180"/>
+      </w:pPr>
+    </w:lvl>
+    <w:lvl w:ilvl="3" w:tplc="0416000F" w:tentative="1">
+      <w:start w:val="1"/>
+      <w:numFmt w:val="decimal"/>
+      <w:lvlText w:val="%4."/>
+      <w:lvlJc w:val="left"/>
+      <w:pPr>
+        <w:ind w:left="2880" w:hanging="360"/>
+      </w:pPr>
+    </w:lvl>
+    <w:lvl w:ilvl="4" w:tplc="04160019" w:tentative="1">
+      <w:start w:val="1"/>
+      <w:numFmt w:val="lowerLetter"/>
+      <w:lvlText w:val="%5."/>
+      <w:lvlJc w:val="left"/>
+      <w:pPr>
+        <w:ind w:left="3600" w:hanging="360"/>
+      </w:pPr>
+    </w:lvl>
+    <w:lvl w:ilvl="5" w:tplc="0416001B" w:tentative="1">
+      <w:start w:val="1"/>
+      <w:numFmt w:val="lowerRoman"/>
+      <w:lvlText w:val="%6."/>
+      <w:lvlJc w:val="right"/>
+      <w:pPr>
+        <w:ind w:left="4320" w:hanging="180"/>
+      </w:pPr>
+    </w:lvl>
+    <w:lvl w:ilvl="6" w:tplc="0416000F" w:tentative="1">
+      <w:start w:val="1"/>
+      <w:numFmt w:val="decimal"/>
+      <w:lvlText w:val="%7."/>
+      <w:lvlJc w:val="left"/>
+      <w:pPr>
+        <w:ind w:left="5040" w:hanging="360"/>
+      </w:pPr>
+    </w:lvl>
+    <w:lvl w:ilvl="7" w:tplc="04160019" w:tentative="1">
+      <w:start w:val="1"/>
+      <w:numFmt w:val="lowerLetter"/>
+      <w:lvlText w:val="%8."/>
+      <w:lvlJc w:val="left"/>
+      <w:pPr>
+        <w:ind w:left="5760" w:hanging="360"/>
+      </w:pPr>
+    </w:lvl>
+    <w:lvl w:ilvl="8" w:tplc="0416001B" w:tentative="1">
+      <w:start w:val="1"/>
+      <w:numFmt w:val="lowerRoman"/>
+      <w:lvlText w:val="%9."/>
+      <w:lvlJc w:val="right"/>
+      <w:pPr>
+        <w:ind w:left="6480" w:hanging="180"/>
+      </w:pPr>
+    </w:lvl>
+  </w:abstractNum>
+  <w:abstractNum w:abstractNumId="10" w15:restartNumberingAfterBreak="0">
     <w:nsid w:val="27CB4435"/>
     <w:multiLevelType w:val="hybridMultilevel"/>
     <w:tmpl w:val="F37ED4D2"/>
@@ -5245,7 +2360,7 @@
       </w:rPr>
     </w:lvl>
   </w:abstractNum>
-  <w:abstractNum w:abstractNumId="10" w15:restartNumberingAfterBreak="0">
+  <w:abstractNum w:abstractNumId="11" w15:restartNumberingAfterBreak="0">
     <w:nsid w:val="28767860"/>
     <w:multiLevelType w:val="hybridMultilevel"/>
     <w:tmpl w:val="84949EFA"/>
@@ -5362,7 +2477,7 @@
       </w:rPr>
     </w:lvl>
   </w:abstractNum>
-  <w:abstractNum w:abstractNumId="11" w15:restartNumberingAfterBreak="0">
+  <w:abstractNum w:abstractNumId="12" w15:restartNumberingAfterBreak="0">
     <w:nsid w:val="2B9117D0"/>
     <w:multiLevelType w:val="hybridMultilevel"/>
     <w:tmpl w:val="7E4A5796"/>
@@ -5475,7 +2590,7 @@
       </w:rPr>
     </w:lvl>
   </w:abstractNum>
-  <w:abstractNum w:abstractNumId="12" w15:restartNumberingAfterBreak="0">
+  <w:abstractNum w:abstractNumId="13" w15:restartNumberingAfterBreak="0">
     <w:nsid w:val="2C2D05A5"/>
     <w:multiLevelType w:val="hybridMultilevel"/>
     <w:tmpl w:val="84949EFA"/>
@@ -5592,7 +2707,7 @@
       </w:rPr>
     </w:lvl>
   </w:abstractNum>
-  <w:abstractNum w:abstractNumId="13" w15:restartNumberingAfterBreak="0">
+  <w:abstractNum w:abstractNumId="14" w15:restartNumberingAfterBreak="0">
     <w:nsid w:val="2C4643B3"/>
     <w:multiLevelType w:val="multilevel"/>
     <w:tmpl w:val="DEBC6894"/>
@@ -5709,7 +2824,7 @@
       </w:pPr>
     </w:lvl>
   </w:abstractNum>
-  <w:abstractNum w:abstractNumId="14" w15:restartNumberingAfterBreak="0">
+  <w:abstractNum w:abstractNumId="15" w15:restartNumberingAfterBreak="0">
     <w:nsid w:val="2DB95013"/>
     <w:multiLevelType w:val="multilevel"/>
     <w:tmpl w:val="4BAC652C"/>
@@ -5858,7 +2973,7 @@
       </w:rPr>
     </w:lvl>
   </w:abstractNum>
-  <w:abstractNum w:abstractNumId="15" w15:restartNumberingAfterBreak="0">
+  <w:abstractNum w:abstractNumId="16" w15:restartNumberingAfterBreak="0">
     <w:nsid w:val="31C10296"/>
     <w:multiLevelType w:val="multilevel"/>
     <w:tmpl w:val="CCC8960E"/>
@@ -5975,7 +3090,7 @@
       </w:pPr>
     </w:lvl>
   </w:abstractNum>
-  <w:abstractNum w:abstractNumId="16" w15:restartNumberingAfterBreak="0">
+  <w:abstractNum w:abstractNumId="17" w15:restartNumberingAfterBreak="0">
     <w:nsid w:val="33690AB1"/>
     <w:multiLevelType w:val="multilevel"/>
     <w:tmpl w:val="B6AA2B8C"/>
@@ -6124,7 +3239,7 @@
       </w:rPr>
     </w:lvl>
   </w:abstractNum>
-  <w:abstractNum w:abstractNumId="17" w15:restartNumberingAfterBreak="0">
+  <w:abstractNum w:abstractNumId="18" w15:restartNumberingAfterBreak="0">
     <w:nsid w:val="38C10E03"/>
     <w:multiLevelType w:val="multilevel"/>
     <w:tmpl w:val="86EC8C02"/>
@@ -6273,7 +3388,7 @@
       </w:rPr>
     </w:lvl>
   </w:abstractNum>
-  <w:abstractNum w:abstractNumId="18" w15:restartNumberingAfterBreak="0">
+  <w:abstractNum w:abstractNumId="19" w15:restartNumberingAfterBreak="0">
     <w:nsid w:val="3C0B2EDD"/>
     <w:multiLevelType w:val="multilevel"/>
     <w:tmpl w:val="3D2C50E2"/>
@@ -6422,7 +3537,7 @@
       </w:rPr>
     </w:lvl>
   </w:abstractNum>
-  <w:abstractNum w:abstractNumId="19" w15:restartNumberingAfterBreak="0">
+  <w:abstractNum w:abstractNumId="20" w15:restartNumberingAfterBreak="0">
     <w:nsid w:val="44995FFA"/>
     <w:multiLevelType w:val="hybridMultilevel"/>
     <w:tmpl w:val="79065FD0"/>
@@ -6535,7 +3650,7 @@
       </w:rPr>
     </w:lvl>
   </w:abstractNum>
-  <w:abstractNum w:abstractNumId="20" w15:restartNumberingAfterBreak="0">
+  <w:abstractNum w:abstractNumId="21" w15:restartNumberingAfterBreak="0">
     <w:nsid w:val="4716515E"/>
     <w:multiLevelType w:val="multilevel"/>
     <w:tmpl w:val="6F34778C"/>
@@ -6648,7 +3763,7 @@
       </w:pPr>
     </w:lvl>
   </w:abstractNum>
-  <w:abstractNum w:abstractNumId="21" w15:restartNumberingAfterBreak="0">
+  <w:abstractNum w:abstractNumId="22" w15:restartNumberingAfterBreak="0">
     <w:nsid w:val="47390A3F"/>
     <w:multiLevelType w:val="multilevel"/>
     <w:tmpl w:val="63284E82"/>
@@ -6797,7 +3912,7 @@
       </w:rPr>
     </w:lvl>
   </w:abstractNum>
-  <w:abstractNum w:abstractNumId="22" w15:restartNumberingAfterBreak="0">
+  <w:abstractNum w:abstractNumId="23" w15:restartNumberingAfterBreak="0">
     <w:nsid w:val="48E00418"/>
     <w:multiLevelType w:val="multilevel"/>
     <w:tmpl w:val="96F0E97C"/>
@@ -6946,7 +4061,7 @@
       </w:rPr>
     </w:lvl>
   </w:abstractNum>
-  <w:abstractNum w:abstractNumId="23" w15:restartNumberingAfterBreak="0">
+  <w:abstractNum w:abstractNumId="24" w15:restartNumberingAfterBreak="0">
     <w:nsid w:val="50CA1DBE"/>
     <w:multiLevelType w:val="multilevel"/>
     <w:tmpl w:val="7C541654"/>
@@ -7059,7 +4174,7 @@
       </w:pPr>
     </w:lvl>
   </w:abstractNum>
-  <w:abstractNum w:abstractNumId="24" w15:restartNumberingAfterBreak="0">
+  <w:abstractNum w:abstractNumId="25" w15:restartNumberingAfterBreak="0">
     <w:nsid w:val="515F020E"/>
     <w:multiLevelType w:val="multilevel"/>
     <w:tmpl w:val="DE88A2AC"/>
@@ -7176,7 +4291,7 @@
       </w:pPr>
     </w:lvl>
   </w:abstractNum>
-  <w:abstractNum w:abstractNumId="25" w15:restartNumberingAfterBreak="0">
+  <w:abstractNum w:abstractNumId="26" w15:restartNumberingAfterBreak="0">
     <w:nsid w:val="53343FE6"/>
     <w:multiLevelType w:val="multilevel"/>
     <w:tmpl w:val="5AE228E8"/>
@@ -7293,7 +4408,7 @@
       </w:pPr>
     </w:lvl>
   </w:abstractNum>
-  <w:abstractNum w:abstractNumId="26" w15:restartNumberingAfterBreak="0">
+  <w:abstractNum w:abstractNumId="27" w15:restartNumberingAfterBreak="0">
     <w:nsid w:val="56C16A0B"/>
     <w:multiLevelType w:val="multilevel"/>
     <w:tmpl w:val="D7C68578"/>
@@ -7442,7 +4557,7 @@
       </w:rPr>
     </w:lvl>
   </w:abstractNum>
-  <w:abstractNum w:abstractNumId="27" w15:restartNumberingAfterBreak="0">
+  <w:abstractNum w:abstractNumId="28" w15:restartNumberingAfterBreak="0">
     <w:nsid w:val="5B981852"/>
     <w:multiLevelType w:val="multilevel"/>
     <w:tmpl w:val="90605368"/>
@@ -7559,7 +4674,7 @@
       </w:pPr>
     </w:lvl>
   </w:abstractNum>
-  <w:abstractNum w:abstractNumId="28" w15:restartNumberingAfterBreak="0">
+  <w:abstractNum w:abstractNumId="29" w15:restartNumberingAfterBreak="0">
     <w:nsid w:val="64F37931"/>
     <w:multiLevelType w:val="multilevel"/>
     <w:tmpl w:val="23C0BE9C"/>
@@ -7672,7 +4787,7 @@
       </w:pPr>
     </w:lvl>
   </w:abstractNum>
-  <w:abstractNum w:abstractNumId="29" w15:restartNumberingAfterBreak="0">
+  <w:abstractNum w:abstractNumId="30" w15:restartNumberingAfterBreak="0">
     <w:nsid w:val="663009A8"/>
     <w:multiLevelType w:val="hybridMultilevel"/>
     <w:tmpl w:val="309A040C"/>
@@ -7812,7 +4927,7 @@
       </w:rPr>
     </w:lvl>
   </w:abstractNum>
-  <w:abstractNum w:abstractNumId="30" w15:restartNumberingAfterBreak="0">
+  <w:abstractNum w:abstractNumId="31" w15:restartNumberingAfterBreak="0">
     <w:nsid w:val="69DF53A4"/>
     <w:multiLevelType w:val="hybridMultilevel"/>
     <w:tmpl w:val="84949EFA"/>
@@ -7929,7 +5044,7 @@
       </w:rPr>
     </w:lvl>
   </w:abstractNum>
-  <w:abstractNum w:abstractNumId="31" w15:restartNumberingAfterBreak="0">
+  <w:abstractNum w:abstractNumId="32" w15:restartNumberingAfterBreak="0">
     <w:nsid w:val="6D8D1670"/>
     <w:multiLevelType w:val="multilevel"/>
     <w:tmpl w:val="1D907C48"/>
@@ -8078,7 +5193,7 @@
       </w:rPr>
     </w:lvl>
   </w:abstractNum>
-  <w:abstractNum w:abstractNumId="32" w15:restartNumberingAfterBreak="0">
+  <w:abstractNum w:abstractNumId="33" w15:restartNumberingAfterBreak="0">
     <w:nsid w:val="72B54BC5"/>
     <w:multiLevelType w:val="multilevel"/>
     <w:tmpl w:val="256AB0D4"/>
@@ -8199,7 +5314,7 @@
       </w:pPr>
     </w:lvl>
   </w:abstractNum>
-  <w:abstractNum w:abstractNumId="33" w15:restartNumberingAfterBreak="0">
+  <w:abstractNum w:abstractNumId="34" w15:restartNumberingAfterBreak="0">
     <w:nsid w:val="7528446D"/>
     <w:multiLevelType w:val="multilevel"/>
     <w:tmpl w:val="B03A1EF6"/>
@@ -8348,7 +5463,7 @@
       </w:rPr>
     </w:lvl>
   </w:abstractNum>
-  <w:abstractNum w:abstractNumId="34" w15:restartNumberingAfterBreak="0">
+  <w:abstractNum w:abstractNumId="35" w15:restartNumberingAfterBreak="0">
     <w:nsid w:val="777468BB"/>
     <w:multiLevelType w:val="multilevel"/>
     <w:tmpl w:val="522A85C6"/>
@@ -8497,7 +5612,7 @@
       </w:rPr>
     </w:lvl>
   </w:abstractNum>
-  <w:abstractNum w:abstractNumId="35" w15:restartNumberingAfterBreak="0">
+  <w:abstractNum w:abstractNumId="36" w15:restartNumberingAfterBreak="0">
     <w:nsid w:val="77AB3CC0"/>
     <w:multiLevelType w:val="multilevel"/>
     <w:tmpl w:val="99EC894E"/>
@@ -8610,7 +5725,7 @@
       </w:pPr>
     </w:lvl>
   </w:abstractNum>
-  <w:abstractNum w:abstractNumId="36" w15:restartNumberingAfterBreak="0">
+  <w:abstractNum w:abstractNumId="37" w15:restartNumberingAfterBreak="0">
     <w:nsid w:val="7B5703E9"/>
     <w:multiLevelType w:val="hybridMultilevel"/>
     <w:tmpl w:val="505EBC34"/>
@@ -8696,7 +5811,7 @@
       </w:pPr>
     </w:lvl>
   </w:abstractNum>
-  <w:abstractNum w:abstractNumId="37" w15:restartNumberingAfterBreak="0">
+  <w:abstractNum w:abstractNumId="38" w15:restartNumberingAfterBreak="0">
     <w:nsid w:val="7B5D63DA"/>
     <w:multiLevelType w:val="multilevel"/>
     <w:tmpl w:val="D99E1BB0"/>
@@ -8845,7 +5960,7 @@
       </w:rPr>
     </w:lvl>
   </w:abstractNum>
-  <w:abstractNum w:abstractNumId="38" w15:restartNumberingAfterBreak="0">
+  <w:abstractNum w:abstractNumId="39" w15:restartNumberingAfterBreak="0">
     <w:nsid w:val="7C1D4217"/>
     <w:multiLevelType w:val="multilevel"/>
     <w:tmpl w:val="64CA07CC"/>
@@ -8959,121 +6074,124 @@
     </w:lvl>
   </w:abstractNum>
   <w:num w:numId="1" w16cid:durableId="367070202">
-    <w:abstractNumId w:val="11"/>
+    <w:abstractNumId w:val="12"/>
   </w:num>
   <w:num w:numId="2" w16cid:durableId="1911381479">
-    <w:abstractNumId w:val="12"/>
+    <w:abstractNumId w:val="13"/>
   </w:num>
   <w:num w:numId="3" w16cid:durableId="823663702">
-    <w:abstractNumId w:val="36"/>
+    <w:abstractNumId w:val="37"/>
   </w:num>
   <w:num w:numId="4" w16cid:durableId="1795100588">
-    <w:abstractNumId w:val="19"/>
+    <w:abstractNumId w:val="20"/>
   </w:num>
   <w:num w:numId="5" w16cid:durableId="2039891086">
-    <w:abstractNumId w:val="10"/>
+    <w:abstractNumId w:val="11"/>
   </w:num>
   <w:num w:numId="6" w16cid:durableId="619997924">
     <w:abstractNumId w:val="4"/>
   </w:num>
   <w:num w:numId="7" w16cid:durableId="1812361860">
-    <w:abstractNumId w:val="30"/>
+    <w:abstractNumId w:val="31"/>
   </w:num>
   <w:num w:numId="8" w16cid:durableId="380131810">
     <w:abstractNumId w:val="8"/>
   </w:num>
   <w:num w:numId="9" w16cid:durableId="1863475779">
-    <w:abstractNumId w:val="29"/>
+    <w:abstractNumId w:val="30"/>
   </w:num>
   <w:num w:numId="10" w16cid:durableId="446899403">
-    <w:abstractNumId w:val="9"/>
+    <w:abstractNumId w:val="10"/>
   </w:num>
   <w:num w:numId="11" w16cid:durableId="683747618">
-    <w:abstractNumId w:val="31"/>
+    <w:abstractNumId w:val="32"/>
   </w:num>
   <w:num w:numId="12" w16cid:durableId="1086538853">
     <w:abstractNumId w:val="6"/>
   </w:num>
   <w:num w:numId="13" w16cid:durableId="420417788">
-    <w:abstractNumId w:val="34"/>
+    <w:abstractNumId w:val="35"/>
   </w:num>
   <w:num w:numId="14" w16cid:durableId="2141457503">
-    <w:abstractNumId w:val="21"/>
+    <w:abstractNumId w:val="22"/>
   </w:num>
   <w:num w:numId="15" w16cid:durableId="587932924">
     <w:abstractNumId w:val="3"/>
   </w:num>
   <w:num w:numId="16" w16cid:durableId="862092643">
-    <w:abstractNumId w:val="26"/>
+    <w:abstractNumId w:val="27"/>
   </w:num>
   <w:num w:numId="17" w16cid:durableId="933786288">
-    <w:abstractNumId w:val="37"/>
+    <w:abstractNumId w:val="38"/>
   </w:num>
   <w:num w:numId="18" w16cid:durableId="229268768">
-    <w:abstractNumId w:val="17"/>
+    <w:abstractNumId w:val="18"/>
   </w:num>
   <w:num w:numId="19" w16cid:durableId="218593377">
-    <w:abstractNumId w:val="22"/>
+    <w:abstractNumId w:val="23"/>
   </w:num>
   <w:num w:numId="20" w16cid:durableId="1915578414">
-    <w:abstractNumId w:val="33"/>
+    <w:abstractNumId w:val="34"/>
   </w:num>
   <w:num w:numId="21" w16cid:durableId="1086001288">
     <w:abstractNumId w:val="7"/>
   </w:num>
   <w:num w:numId="22" w16cid:durableId="1394038294">
-    <w:abstractNumId w:val="18"/>
+    <w:abstractNumId w:val="19"/>
   </w:num>
   <w:num w:numId="23" w16cid:durableId="102969017">
-    <w:abstractNumId w:val="15"/>
+    <w:abstractNumId w:val="16"/>
   </w:num>
   <w:num w:numId="24" w16cid:durableId="76484077">
-    <w:abstractNumId w:val="16"/>
+    <w:abstractNumId w:val="17"/>
   </w:num>
   <w:num w:numId="25" w16cid:durableId="1967856523">
-    <w:abstractNumId w:val="35"/>
+    <w:abstractNumId w:val="36"/>
   </w:num>
   <w:num w:numId="26" w16cid:durableId="191497709">
-    <w:abstractNumId w:val="28"/>
+    <w:abstractNumId w:val="29"/>
   </w:num>
   <w:num w:numId="27" w16cid:durableId="1575164638">
-    <w:abstractNumId w:val="20"/>
+    <w:abstractNumId w:val="21"/>
   </w:num>
   <w:num w:numId="28" w16cid:durableId="1984890826">
-    <w:abstractNumId w:val="23"/>
+    <w:abstractNumId w:val="24"/>
   </w:num>
   <w:num w:numId="29" w16cid:durableId="1191990893">
-    <w:abstractNumId w:val="38"/>
+    <w:abstractNumId w:val="39"/>
   </w:num>
   <w:num w:numId="30" w16cid:durableId="1399281212">
     <w:abstractNumId w:val="5"/>
   </w:num>
   <w:num w:numId="31" w16cid:durableId="428353881">
-    <w:abstractNumId w:val="32"/>
+    <w:abstractNumId w:val="33"/>
   </w:num>
   <w:num w:numId="32" w16cid:durableId="1294020835">
     <w:abstractNumId w:val="2"/>
   </w:num>
   <w:num w:numId="33" w16cid:durableId="1219971930">
-    <w:abstractNumId w:val="13"/>
+    <w:abstractNumId w:val="14"/>
   </w:num>
   <w:num w:numId="34" w16cid:durableId="567617829">
     <w:abstractNumId w:val="1"/>
   </w:num>
   <w:num w:numId="35" w16cid:durableId="516506739">
-    <w:abstractNumId w:val="27"/>
+    <w:abstractNumId w:val="28"/>
   </w:num>
   <w:num w:numId="36" w16cid:durableId="1264530800">
-    <w:abstractNumId w:val="25"/>
+    <w:abstractNumId w:val="26"/>
   </w:num>
   <w:num w:numId="37" w16cid:durableId="1882664312">
-    <w:abstractNumId w:val="14"/>
+    <w:abstractNumId w:val="15"/>
   </w:num>
   <w:num w:numId="38" w16cid:durableId="76172244">
     <w:abstractNumId w:val="0"/>
   </w:num>
   <w:num w:numId="39" w16cid:durableId="311905160">
-    <w:abstractNumId w:val="24"/>
+    <w:abstractNumId w:val="25"/>
+  </w:num>
+  <w:num w:numId="40" w16cid:durableId="961962218">
+    <w:abstractNumId w:val="9"/>
   </w:num>
   <w:numIdMacAtCleanup w:val="2"/>
 </w:numbering>
@@ -10318,25 +7436,6 @@
 </file>
 
 <file path=customXml/item1.xml><?xml version="1.0" encoding="utf-8"?>
-<p:properties xmlns:p="http://schemas.microsoft.com/office/2006/metadata/properties" xmlns:xsi="http://www.w3.org/2001/XMLSchema-instance" xmlns:pc="http://schemas.microsoft.com/office/infopath/2007/PartnerControls">
-  <documentManagement>
-    <lcf76f155ced4ddcb4097134ff3c332f xmlns="aacb3b2f-5927-4b98-82b1-fea2b4072a87">
-      <Terms xmlns="http://schemas.microsoft.com/office/infopath/2007/PartnerControls"/>
-    </lcf76f155ced4ddcb4097134ff3c332f>
-  </documentManagement>
-</p:properties>
-</file>
-
-<file path=customXml/item2.xml><?xml version="1.0" encoding="utf-8"?>
-<?mso-contentType ?>
-<FormTemplates xmlns="http://schemas.microsoft.com/sharepoint/v3/contenttype/forms">
-  <Display>DocumentLibraryForm</Display>
-  <Edit>DocumentLibraryForm</Edit>
-  <New>DocumentLibraryForm</New>
-</FormTemplates>
-</file>
-
-<file path=customXml/item3.xml><?xml version="1.0" encoding="utf-8"?>
 <ct:contentTypeSchema xmlns:ct="http://schemas.microsoft.com/office/2006/metadata/contentType" xmlns:ma="http://schemas.microsoft.com/office/2006/metadata/properties/metaAttributes" ct:_="" ma:_="" ma:contentTypeName="Documento" ma:contentTypeID="0x0101004B81252851F28942875D89D2C39F1241" ma:contentTypeVersion="12" ma:contentTypeDescription="Crie um novo documento." ma:contentTypeScope="" ma:versionID="1bbb7fb49ae0d652d5e90569a614205b">
   <xsd:schema xmlns:xsd="http://www.w3.org/2001/XMLSchema" xmlns:xs="http://www.w3.org/2001/XMLSchema" xmlns:p="http://schemas.microsoft.com/office/2006/metadata/properties" xmlns:ns2="aacb3b2f-5927-4b98-82b1-fea2b4072a87" xmlns:ns3="a45d3e5f-3e31-4187-b998-c44ee850df36" targetNamespace="http://schemas.microsoft.com/office/2006/metadata/properties" ma:root="true" ma:fieldsID="ee5c8c4c995d57d71f7d98de25a994a0" ns2:_="" ns3:_="">
     <xsd:import namespace="aacb3b2f-5927-4b98-82b1-fea2b4072a87"/>
@@ -10541,25 +7640,26 @@
 </ct:contentTypeSchema>
 </file>
 
-<file path=customXml/itemProps1.xml><?xml version="1.0" encoding="utf-8"?>
-<ds:datastoreItem xmlns:ds="http://schemas.openxmlformats.org/officeDocument/2006/customXml" ds:itemID="{CA69DA6B-AFE2-4EB3-81BB-611FDC7DFA2D}">
-  <ds:schemaRefs>
-    <ds:schemaRef ds:uri="http://schemas.microsoft.com/office/2006/metadata/properties"/>
-    <ds:schemaRef ds:uri="http://schemas.microsoft.com/office/infopath/2007/PartnerControls"/>
-    <ds:schemaRef ds:uri="aacb3b2f-5927-4b98-82b1-fea2b4072a87"/>
-  </ds:schemaRefs>
-</ds:datastoreItem>
+<file path=customXml/item2.xml><?xml version="1.0" encoding="utf-8"?>
+<p:properties xmlns:p="http://schemas.microsoft.com/office/2006/metadata/properties" xmlns:xsi="http://www.w3.org/2001/XMLSchema-instance" xmlns:pc="http://schemas.microsoft.com/office/infopath/2007/PartnerControls">
+  <documentManagement>
+    <lcf76f155ced4ddcb4097134ff3c332f xmlns="aacb3b2f-5927-4b98-82b1-fea2b4072a87">
+      <Terms xmlns="http://schemas.microsoft.com/office/infopath/2007/PartnerControls"/>
+    </lcf76f155ced4ddcb4097134ff3c332f>
+  </documentManagement>
+</p:properties>
 </file>
 
-<file path=customXml/itemProps2.xml><?xml version="1.0" encoding="utf-8"?>
-<ds:datastoreItem xmlns:ds="http://schemas.openxmlformats.org/officeDocument/2006/customXml" ds:itemID="{850752D4-451A-439A-8A96-F42447FC0218}">
-  <ds:schemaRefs>
-    <ds:schemaRef ds:uri="http://schemas.microsoft.com/sharepoint/v3/contenttype/forms"/>
-  </ds:schemaRefs>
-</ds:datastoreItem>
+<file path=customXml/item3.xml><?xml version="1.0" encoding="utf-8"?>
+<?mso-contentType ?>
+<FormTemplates xmlns="http://schemas.microsoft.com/sharepoint/v3/contenttype/forms">
+  <Display>DocumentLibraryForm</Display>
+  <Edit>DocumentLibraryForm</Edit>
+  <New>DocumentLibraryForm</New>
+</FormTemplates>
 </file>
 
-<file path=customXml/itemProps3.xml><?xml version="1.0" encoding="utf-8"?>
+<file path=customXml/itemProps1.xml><?xml version="1.0" encoding="utf-8"?>
 <ds:datastoreItem xmlns:ds="http://schemas.openxmlformats.org/officeDocument/2006/customXml" ds:itemID="{4FC22331-3497-41EC-8869-15F59CAA2136}">
   <ds:schemaRefs>
     <ds:schemaRef ds:uri="http://schemas.microsoft.com/office/2006/metadata/contentType"/>
@@ -10576,4 +7676,22 @@
     <ds:schemaRef ds:uri="http://schemas.microsoft.com/internal/obd"/>
   </ds:schemaRefs>
 </ds:datastoreItem>
+</file>
+
+<file path=customXml/itemProps2.xml><?xml version="1.0" encoding="utf-8"?>
+<ds:datastoreItem xmlns:ds="http://schemas.openxmlformats.org/officeDocument/2006/customXml" ds:itemID="{CA69DA6B-AFE2-4EB3-81BB-611FDC7DFA2D}">
+  <ds:schemaRefs>
+    <ds:schemaRef ds:uri="http://schemas.microsoft.com/office/2006/metadata/properties"/>
+    <ds:schemaRef ds:uri="http://schemas.microsoft.com/office/infopath/2007/PartnerControls"/>
+    <ds:schemaRef ds:uri="aacb3b2f-5927-4b98-82b1-fea2b4072a87"/>
+  </ds:schemaRefs>
+</ds:datastoreItem>
+</file>
+
+<file path=customXml/itemProps3.xml><?xml version="1.0" encoding="utf-8"?>
+<ds:datastoreItem xmlns:ds="http://schemas.openxmlformats.org/officeDocument/2006/customXml" ds:itemID="{850752D4-451A-439A-8A96-F42447FC0218}">
+  <ds:schemaRefs>
+    <ds:schemaRef ds:uri="http://schemas.microsoft.com/sharepoint/v3/contenttype/forms"/>
+  </ds:schemaRefs>
+</ds:datastoreItem>
 </file>